--- a/Volume 1/Chapter 06 - RESTful APIs/SPA_Vol1_Ch6_Lesson6_11_Path_Parameters.docx
+++ b/Volume 1/Chapter 06 - RESTful APIs/SPA_Vol1_Ch6_Lesson6_11_Path_Parameters.docx
@@ -1978,7 +1978,7 @@
         <w:keepNext/>
       </w:pPr>
       <w:r>
-        <w:t>AA14E7E7BD2703694E0A6B6855AF3B8C406102AB1FC56AC905FE33619B31FAA5</w:t>
+        <w:t>DC1E4DE3E0EF3A18F3A5818FAB563EB3FA45D5D3BB1DB527A8D389077ED5EE6C</w:t>
       </w:r>
     </w:p>
     <w:p>
@@ -40761,31 +40761,31 @@
       </w:rPr>
     </w:lvl>
   </w:abstractNum>
-  <w:num w:numId="1" w16cid:durableId="1813592304">
+  <w:num w:numId="1" w16cid:durableId="87049346">
     <w:abstractNumId w:val="8"/>
   </w:num>
-  <w:num w:numId="2" w16cid:durableId="1553997436">
+  <w:num w:numId="2" w16cid:durableId="1756131041">
     <w:abstractNumId w:val="6"/>
   </w:num>
-  <w:num w:numId="3" w16cid:durableId="1220939308">
+  <w:num w:numId="3" w16cid:durableId="1931816176">
     <w:abstractNumId w:val="5"/>
   </w:num>
-  <w:num w:numId="4" w16cid:durableId="1584221968">
+  <w:num w:numId="4" w16cid:durableId="513690071">
     <w:abstractNumId w:val="4"/>
   </w:num>
-  <w:num w:numId="5" w16cid:durableId="543441561">
+  <w:num w:numId="5" w16cid:durableId="1565024028">
     <w:abstractNumId w:val="7"/>
   </w:num>
-  <w:num w:numId="6" w16cid:durableId="1816532276">
+  <w:num w:numId="6" w16cid:durableId="184558684">
     <w:abstractNumId w:val="3"/>
   </w:num>
-  <w:num w:numId="7" w16cid:durableId="530996509">
+  <w:num w:numId="7" w16cid:durableId="1580486181">
     <w:abstractNumId w:val="2"/>
   </w:num>
-  <w:num w:numId="8" w16cid:durableId="874776978">
+  <w:num w:numId="8" w16cid:durableId="1687290441">
     <w:abstractNumId w:val="1"/>
   </w:num>
-  <w:num w:numId="9" w16cid:durableId="1730297655">
+  <w:num w:numId="9" w16cid:durableId="915091013">
     <w:abstractNumId w:val="0"/>
   </w:num>
 </w:numbering>

--- a/Volume 1/Chapter 06 - RESTful APIs/SPA_Vol1_Ch6_Lesson6_11_Path_Parameters.docx
+++ b/Volume 1/Chapter 06 - RESTful APIs/SPA_Vol1_Ch6_Lesson6_11_Path_Parameters.docx
@@ -846,7 +846,47 @@
         <w:keepNext/>
       </w:pPr>
       <w:r>
-        <w:t xml:space="preserve">  sql/reset_contacts.sql</w:t>
+        <w:t xml:space="preserve">  sql/reset_contacts_c.sql</w:t>
+      </w:r>
+    </w:p>
+    <w:p>
+      <w:pPr>
+        <w:pStyle w:val="CommandBlock"/>
+      </w:pPr>
+      <w:r>
+        <w:t xml:space="preserve">  sql/reset_contacts_cpp.sql</w:t>
+      </w:r>
+    </w:p>
+    <w:p>
+      <w:pPr>
+        <w:pStyle w:val="CommandBlock"/>
+      </w:pPr>
+      <w:r>
+        <w:t xml:space="preserve">  sql/reset_contacts_csharp.sql</w:t>
+      </w:r>
+    </w:p>
+    <w:p>
+      <w:pPr>
+        <w:pStyle w:val="CommandBlock"/>
+      </w:pPr>
+      <w:r>
+        <w:t xml:space="preserve">  sql/reset_contacts_go.sql</w:t>
+      </w:r>
+    </w:p>
+    <w:p>
+      <w:pPr>
+        <w:pStyle w:val="CommandBlock"/>
+      </w:pPr>
+      <w:r>
+        <w:t xml:space="preserve">  sql/reset_contacts_python.sql</w:t>
+      </w:r>
+    </w:p>
+    <w:p>
+      <w:pPr>
+        <w:pStyle w:val="CommandBlock"/>
+      </w:pPr>
+      <w:r>
+        <w:t xml:space="preserve">  sql/reset_contacts_typescript.sql</w:t>
       </w:r>
     </w:p>
     <w:p>
@@ -1618,6 +1658,618 @@
         <w:pStyle w:val="Heading3"/>
       </w:pPr>
       <w:r>
+        <w:t>Windows PowerShell Project Files</w:t>
+      </w:r>
+    </w:p>
+    <w:p>
+      <w:pPr>
+        <w:keepNext/>
+      </w:pPr>
+      <w:r>
+        <w:t>Next, let the tools create each project's settings file, as in Lesson 6.5. Remember, dotnet new console -o makes a C# project in the folder -o names, and dotnet new web makes each server's web project, with --exclude-launch-settings as in Lesson 6.0; each starter Program.cs is replaced with this lesson's code in the C# section. Remember, go mod init makes the .\go folder a module, and go get pins github.com/go-sql-driver/mysql at v1.10.1 in go.mod and go.sum. The go line shows your own Go version, and go ge</w:t>
+      </w:r>
+      <w:r>
+        <w:t>t may mark the driver // indirect until the .go files that import it are saved; the build works either way.</w:t>
+      </w:r>
+    </w:p>
+    <w:p>
+      <w:pPr>
+        <w:keepNext/>
+      </w:pPr>
+    </w:p>
+    <w:p>
+      <w:pPr>
+        <w:pStyle w:val="CommandBlock"/>
+        <w:keepNext/>
+      </w:pPr>
+      <w:r>
+        <w:t>dotnet new web -o .\csharp\BasicServer --exclude-launch-settings</w:t>
+      </w:r>
+    </w:p>
+    <w:p>
+      <w:pPr>
+        <w:pStyle w:val="CommandBlock"/>
+        <w:keepNext/>
+      </w:pPr>
+      <w:r>
+        <w:t>dotnet new console -o .\csharp\BasicClient</w:t>
+      </w:r>
+    </w:p>
+    <w:p>
+      <w:pPr>
+        <w:pStyle w:val="CommandBlock"/>
+        <w:keepNext/>
+      </w:pPr>
+      <w:r>
+        <w:t>dotnet new web -o .\csharp\Server --exclude-launch-settings</w:t>
+      </w:r>
+    </w:p>
+    <w:p>
+      <w:pPr>
+        <w:pStyle w:val="CommandBlock"/>
+        <w:keepNext/>
+      </w:pPr>
+      <w:r>
+        <w:t>dotnet new console -o .\csharp\Client</w:t>
+      </w:r>
+    </w:p>
+    <w:p>
+      <w:pPr>
+        <w:pStyle w:val="CommandBlock"/>
+        <w:keepNext/>
+      </w:pPr>
+      <w:r>
+        <w:t>go -C .\go mod init example.com/pathparameters</w:t>
+      </w:r>
+    </w:p>
+    <w:p>
+      <w:pPr>
+        <w:pStyle w:val="CommandBlock"/>
+      </w:pPr>
+      <w:r>
+        <w:t>go -C .\go get github.com/go-sql-driver/mysql@v1.10.1</w:t>
+      </w:r>
+    </w:p>
+    <w:p>
+      <w:pPr>
+        <w:keepNext/>
+      </w:pPr>
+    </w:p>
+    <w:p>
+      <w:r>
+        <w:t>Two .csproj files need settings the templates do not write: each server's OutputType Exe, RunWorkingDirectory, and MySqlConnector reference (Lesson 6.0), and BasicServer's line that compiles Server's Contacts.cs. So type them over the ones dotnet new made. notepad .\csharp\BasicServer\BasicServer.csproj opens the file: press Ctrl+A, type the file below in place of its lines, save it with Ctrl+S, and close Notepad. Do the same for .\csharp\Server\Server.csproj.</w:t>
+      </w:r>
+    </w:p>
+    <w:p>
+      <w:pPr>
+        <w:keepNext/>
+      </w:pPr>
+    </w:p>
+    <w:p>
+      <w:pPr>
+        <w:pStyle w:val="Heading3"/>
+      </w:pPr>
+      <w:r>
+        <w:t>csharp/BasicServer/BasicServer.csproj</w:t>
+      </w:r>
+    </w:p>
+    <w:p>
+      <w:pPr>
+        <w:pStyle w:val="SourceCode"/>
+        <w:keepNext/>
+      </w:pPr>
+      <w:r>
+        <w:t>&lt;Project Sdk="Microsoft.NET.Sdk.Web"&gt;</w:t>
+      </w:r>
+    </w:p>
+    <w:p>
+      <w:pPr>
+        <w:pStyle w:val="SourceCode"/>
+        <w:keepNext/>
+      </w:pPr>
+      <w:r>
+        <w:t xml:space="preserve">  &lt;PropertyGroup&gt;</w:t>
+      </w:r>
+    </w:p>
+    <w:p>
+      <w:pPr>
+        <w:pStyle w:val="SourceCode"/>
+      </w:pPr>
+      <w:r>
+        <w:t xml:space="preserve">    &lt;OutputType&gt;Exe&lt;/OutputType&gt;</w:t>
+      </w:r>
+    </w:p>
+    <w:p>
+      <w:pPr>
+        <w:pStyle w:val="SourceCode"/>
+      </w:pPr>
+      <w:r>
+        <w:t xml:space="preserve">    &lt;TargetFramework&gt;net10.0&lt;/TargetFramework&gt;</w:t>
+      </w:r>
+    </w:p>
+    <w:p>
+      <w:pPr>
+        <w:pStyle w:val="SourceCode"/>
+      </w:pPr>
+      <w:r>
+        <w:t xml:space="preserve">    &lt;ImplicitUsings&gt;enable&lt;/ImplicitUsings&gt;</w:t>
+      </w:r>
+    </w:p>
+    <w:p>
+      <w:pPr>
+        <w:pStyle w:val="SourceCode"/>
+      </w:pPr>
+      <w:r>
+        <w:t xml:space="preserve">    &lt;Nullable&gt;enable&lt;/Nullable&gt;</w:t>
+      </w:r>
+    </w:p>
+    <w:p>
+      <w:pPr>
+        <w:pStyle w:val="SourceCode"/>
+      </w:pPr>
+      <w:r>
+        <w:t xml:space="preserve">    &lt;RunWorkingDirectory&gt;$(MSBuildStartupDirectory)&lt;/RunWorkingDirectory&gt;</w:t>
+      </w:r>
+    </w:p>
+    <w:p>
+      <w:pPr>
+        <w:pStyle w:val="SourceCode"/>
+      </w:pPr>
+      <w:r>
+        <w:t xml:space="preserve">  &lt;/PropertyGroup&gt;</w:t>
+      </w:r>
+    </w:p>
+    <w:p>
+      <w:pPr>
+        <w:pStyle w:val="SourceCode"/>
+      </w:pPr>
+      <w:r>
+        <w:t xml:space="preserve">  &lt;ItemGroup&gt;</w:t>
+      </w:r>
+    </w:p>
+    <w:p>
+      <w:pPr>
+        <w:pStyle w:val="SourceCode"/>
+      </w:pPr>
+      <w:r>
+        <w:t xml:space="preserve">    &lt;PackageReference Include="MySqlConnector" Version="2.6.2" /&gt;</w:t>
+      </w:r>
+    </w:p>
+    <w:p>
+      <w:pPr>
+        <w:pStyle w:val="SourceCode"/>
+        <w:keepNext/>
+      </w:pPr>
+      <w:r>
+        <w:t xml:space="preserve">    &lt;Compile Include="..\Server\Contacts.cs" /&gt;</w:t>
+      </w:r>
+    </w:p>
+    <w:p>
+      <w:pPr>
+        <w:pStyle w:val="SourceCode"/>
+        <w:keepNext/>
+      </w:pPr>
+      <w:r>
+        <w:t xml:space="preserve">  &lt;/ItemGroup&gt;</w:t>
+      </w:r>
+    </w:p>
+    <w:p>
+      <w:pPr>
+        <w:pStyle w:val="SourceCode"/>
+      </w:pPr>
+      <w:r>
+        <w:t>&lt;/Project&gt;</w:t>
+      </w:r>
+    </w:p>
+    <w:p>
+      <w:pPr>
+        <w:keepNext/>
+      </w:pPr>
+    </w:p>
+    <w:p>
+      <w:pPr>
+        <w:pStyle w:val="Heading3"/>
+      </w:pPr>
+      <w:r>
+        <w:t>csharp/Server/Server.csproj</w:t>
+      </w:r>
+    </w:p>
+    <w:p>
+      <w:pPr>
+        <w:pStyle w:val="SourceCode"/>
+        <w:keepNext/>
+      </w:pPr>
+      <w:r>
+        <w:t>&lt;Project Sdk="Microsoft.NET.Sdk.Web"&gt;</w:t>
+      </w:r>
+    </w:p>
+    <w:p>
+      <w:pPr>
+        <w:pStyle w:val="SourceCode"/>
+        <w:keepNext/>
+      </w:pPr>
+      <w:r>
+        <w:t xml:space="preserve">  &lt;PropertyGroup&gt;</w:t>
+      </w:r>
+    </w:p>
+    <w:p>
+      <w:pPr>
+        <w:pStyle w:val="SourceCode"/>
+        <w:keepNext/>
+      </w:pPr>
+      <w:r>
+        <w:t xml:space="preserve">    &lt;OutputType&gt;Exe&lt;/OutputType&gt;</w:t>
+      </w:r>
+    </w:p>
+    <w:p>
+      <w:pPr>
+        <w:pStyle w:val="SourceCode"/>
+        <w:keepNext/>
+      </w:pPr>
+      <w:r>
+        <w:t xml:space="preserve">    &lt;TargetFramework&gt;net10.0&lt;/TargetFramework&gt;</w:t>
+      </w:r>
+    </w:p>
+    <w:p>
+      <w:pPr>
+        <w:pStyle w:val="SourceCode"/>
+        <w:keepNext/>
+      </w:pPr>
+      <w:r>
+        <w:t xml:space="preserve">    &lt;ImplicitUsings&gt;enable&lt;/ImplicitUsings&gt;</w:t>
+      </w:r>
+    </w:p>
+    <w:p>
+      <w:pPr>
+        <w:pStyle w:val="SourceCode"/>
+        <w:keepNext/>
+      </w:pPr>
+      <w:r>
+        <w:t xml:space="preserve">    &lt;Nullable&gt;enable&lt;/Nullable&gt;</w:t>
+      </w:r>
+    </w:p>
+    <w:p>
+      <w:pPr>
+        <w:pStyle w:val="SourceCode"/>
+        <w:keepNext/>
+      </w:pPr>
+      <w:r>
+        <w:t xml:space="preserve">    &lt;RunWorkingDirectory&gt;$(MSBuildStartupDirectory)&lt;/RunWorkingDirectory&gt;</w:t>
+      </w:r>
+    </w:p>
+    <w:p>
+      <w:pPr>
+        <w:pStyle w:val="SourceCode"/>
+        <w:keepNext/>
+      </w:pPr>
+      <w:r>
+        <w:t xml:space="preserve">  &lt;/PropertyGroup&gt;</w:t>
+      </w:r>
+    </w:p>
+    <w:p>
+      <w:pPr>
+        <w:pStyle w:val="SourceCode"/>
+        <w:keepNext/>
+      </w:pPr>
+      <w:r>
+        <w:t xml:space="preserve">  &lt;ItemGroup&gt;</w:t>
+      </w:r>
+    </w:p>
+    <w:p>
+      <w:pPr>
+        <w:pStyle w:val="SourceCode"/>
+        <w:keepNext/>
+      </w:pPr>
+      <w:r>
+        <w:t xml:space="preserve">    &lt;PackageReference Include="MySqlConnector" Version="2.6.2" /&gt;</w:t>
+      </w:r>
+    </w:p>
+    <w:p>
+      <w:pPr>
+        <w:pStyle w:val="SourceCode"/>
+        <w:keepNext/>
+      </w:pPr>
+      <w:r>
+        <w:t xml:space="preserve">  &lt;/ItemGroup&gt;</w:t>
+      </w:r>
+    </w:p>
+    <w:p>
+      <w:pPr>
+        <w:pStyle w:val="SourceCode"/>
+      </w:pPr>
+      <w:r>
+        <w:t>&lt;/Project&gt;</w:t>
+      </w:r>
+    </w:p>
+    <w:p>
+      <w:pPr>
+        <w:keepNext/>
+      </w:pPr>
+    </w:p>
+    <w:p>
+      <w:pPr>
+        <w:keepNext/>
+      </w:pPr>
+      <w:r>
+        <w:t>Remember, npm init -y, npm pkg, then npm install; the first npm install line pins mysql2 3.24.5 and undici 8.11.2 under dependencies.</w:t>
+      </w:r>
+    </w:p>
+    <w:p>
+      <w:pPr>
+        <w:keepNext/>
+      </w:pPr>
+    </w:p>
+    <w:p>
+      <w:pPr>
+        <w:pStyle w:val="CommandBlock"/>
+        <w:keepNext/>
+      </w:pPr>
+      <w:r>
+        <w:t>Push-Location .\typescript</w:t>
+      </w:r>
+    </w:p>
+    <w:p>
+      <w:pPr>
+        <w:pStyle w:val="CommandBlock"/>
+        <w:keepNext/>
+      </w:pPr>
+      <w:r>
+        <w:t>npm init -y</w:t>
+      </w:r>
+    </w:p>
+    <w:p>
+      <w:pPr>
+        <w:pStyle w:val="CommandBlock"/>
+        <w:keepNext/>
+      </w:pPr>
+      <w:r>
+        <w:t>npm pkg set name=get-requests-typescript type=module</w:t>
+      </w:r>
+    </w:p>
+    <w:p>
+      <w:pPr>
+        <w:pStyle w:val="CommandBlock"/>
+        <w:keepNext/>
+      </w:pPr>
+      <w:r>
+        <w:t>npm pkg set private=true --json</w:t>
+      </w:r>
+    </w:p>
+    <w:p>
+      <w:pPr>
+        <w:pStyle w:val="CommandBlock"/>
+        <w:keepNext/>
+      </w:pPr>
+      <w:r>
+        <w:t>npm pkg set "scripts.check=tsc --noEmit" "scripts.build=tsc --noEmitOnError"</w:t>
+      </w:r>
+    </w:p>
+    <w:p>
+      <w:pPr>
+        <w:pStyle w:val="CommandBlock"/>
+        <w:keepNext/>
+      </w:pPr>
+      <w:r>
+        <w:t>npm pkg delete version description main keywords author license scripts.test</w:t>
+      </w:r>
+    </w:p>
+    <w:p>
+      <w:pPr>
+        <w:pStyle w:val="CommandBlock"/>
+        <w:keepNext/>
+      </w:pPr>
+      <w:r>
+        <w:t>npm install --save-exact mysql2@3.24.5 undici@8.11.2 `</w:t>
+      </w:r>
+    </w:p>
+    <w:p>
+      <w:pPr>
+        <w:pStyle w:val="CommandBlock"/>
+        <w:keepNext/>
+      </w:pPr>
+      <w:r>
+        <w:t xml:space="preserve">    --ignore-scripts --no-audit --no-fund</w:t>
+      </w:r>
+    </w:p>
+    <w:p>
+      <w:pPr>
+        <w:pStyle w:val="CommandBlock"/>
+        <w:keepNext/>
+      </w:pPr>
+      <w:r>
+        <w:t>npm install --save-dev --save-exact typescript@7.0.2 @types/node@24.13.5 `</w:t>
+      </w:r>
+    </w:p>
+    <w:p>
+      <w:pPr>
+        <w:pStyle w:val="CommandBlock"/>
+        <w:keepNext/>
+      </w:pPr>
+      <w:r>
+        <w:t xml:space="preserve">    --ignore-scripts --no-audit --no-fund</w:t>
+      </w:r>
+    </w:p>
+    <w:p>
+      <w:pPr>
+        <w:pStyle w:val="CommandBlock"/>
+      </w:pPr>
+      <w:r>
+        <w:t>Pop-Location</w:t>
+      </w:r>
+    </w:p>
+    <w:p>
+      <w:pPr>
+        <w:keepNext/>
+      </w:pPr>
+    </w:p>
+    <w:p>
+      <w:r>
+        <w:t>Then type the TypeScript compiler settings. As in Chapter 1, notepad .\typescript\tsconfig.json creates and opens the file: choose Yes, type the file, save it with Ctrl+S, and close Notepad.</w:t>
+      </w:r>
+    </w:p>
+    <w:p>
+      <w:pPr>
+        <w:keepNext/>
+      </w:pPr>
+    </w:p>
+    <w:p>
+      <w:pPr>
+        <w:pStyle w:val="Heading3"/>
+      </w:pPr>
+      <w:r>
+        <w:t>typescript/tsconfig.json</w:t>
+      </w:r>
+    </w:p>
+    <w:p>
+      <w:pPr>
+        <w:pStyle w:val="SourceCode"/>
+        <w:keepNext/>
+      </w:pPr>
+      <w:r>
+        <w:t>{</w:t>
+      </w:r>
+    </w:p>
+    <w:p>
+      <w:pPr>
+        <w:pStyle w:val="SourceCode"/>
+        <w:keepNext/>
+      </w:pPr>
+      <w:r>
+        <w:t xml:space="preserve">  "compilerOptions": {</w:t>
+      </w:r>
+    </w:p>
+    <w:p>
+      <w:pPr>
+        <w:pStyle w:val="SourceCode"/>
+      </w:pPr>
+      <w:r>
+        <w:t xml:space="preserve">    "target": "ES2022",</w:t>
+      </w:r>
+    </w:p>
+    <w:p>
+      <w:pPr>
+        <w:pStyle w:val="SourceCode"/>
+      </w:pPr>
+      <w:r>
+        <w:t xml:space="preserve">    "module": "NodeNext",</w:t>
+      </w:r>
+    </w:p>
+    <w:p>
+      <w:pPr>
+        <w:pStyle w:val="SourceCode"/>
+      </w:pPr>
+      <w:r>
+        <w:t xml:space="preserve">    "moduleResolution": "NodeNext",</w:t>
+      </w:r>
+    </w:p>
+    <w:p>
+      <w:pPr>
+        <w:pStyle w:val="SourceCode"/>
+      </w:pPr>
+      <w:r>
+        <w:t xml:space="preserve">    "rootDir": "src",</w:t>
+      </w:r>
+    </w:p>
+    <w:p>
+      <w:pPr>
+        <w:pStyle w:val="SourceCode"/>
+      </w:pPr>
+      <w:r>
+        <w:t xml:space="preserve">    "outDir": "dist",</w:t>
+      </w:r>
+    </w:p>
+    <w:p>
+      <w:pPr>
+        <w:pStyle w:val="SourceCode"/>
+      </w:pPr>
+      <w:r>
+        <w:t xml:space="preserve">    "strict": true,</w:t>
+      </w:r>
+    </w:p>
+    <w:p>
+      <w:pPr>
+        <w:pStyle w:val="SourceCode"/>
+      </w:pPr>
+      <w:r>
+        <w:t xml:space="preserve">    "types": [</w:t>
+      </w:r>
+    </w:p>
+    <w:p>
+      <w:pPr>
+        <w:pStyle w:val="SourceCode"/>
+      </w:pPr>
+      <w:r>
+        <w:t xml:space="preserve">      "node"</w:t>
+      </w:r>
+    </w:p>
+    <w:p>
+      <w:pPr>
+        <w:pStyle w:val="SourceCode"/>
+      </w:pPr>
+      <w:r>
+        <w:t xml:space="preserve">    ],</w:t>
+      </w:r>
+    </w:p>
+    <w:p>
+      <w:pPr>
+        <w:pStyle w:val="SourceCode"/>
+      </w:pPr>
+      <w:r>
+        <w:t xml:space="preserve">    "moduleDetection": "force"</w:t>
+      </w:r>
+    </w:p>
+    <w:p>
+      <w:pPr>
+        <w:pStyle w:val="SourceCode"/>
+      </w:pPr>
+      <w:r>
+        <w:t xml:space="preserve">  },</w:t>
+      </w:r>
+    </w:p>
+    <w:p>
+      <w:pPr>
+        <w:pStyle w:val="SourceCode"/>
+      </w:pPr>
+      <w:r>
+        <w:t xml:space="preserve">  "include": [</w:t>
+      </w:r>
+    </w:p>
+    <w:p>
+      <w:pPr>
+        <w:pStyle w:val="SourceCode"/>
+        <w:keepNext/>
+      </w:pPr>
+      <w:r>
+        <w:t xml:space="preserve">    "src/**/*.ts"</w:t>
+      </w:r>
+    </w:p>
+    <w:p>
+      <w:pPr>
+        <w:pStyle w:val="SourceCode"/>
+        <w:keepNext/>
+      </w:pPr>
+      <w:r>
+        <w:t xml:space="preserve">  ]</w:t>
+      </w:r>
+    </w:p>
+    <w:p>
+      <w:pPr>
+        <w:pStyle w:val="SourceCode"/>
+      </w:pPr>
+      <w:r>
+        <w:t>}</w:t>
+      </w:r>
+    </w:p>
+    <w:p>
+      <w:pPr>
+        <w:keepNext/>
+      </w:pPr>
+    </w:p>
+    <w:p>
+      <w:pPr>
+        <w:pStyle w:val="Heading3"/>
+      </w:pPr>
+      <w:r>
         <w:t>Linux or macOS Project Setup</w:t>
       </w:r>
     </w:p>
@@ -1796,8 +2448,166 @@
       </w:pPr>
     </w:p>
     <w:p>
-      <w:r>
-        <w:t>Save each source and supporting file from this lesson into the matching path in the project layout. As in Chapter 1, notepad .\c\basic_server.c creates and opens one: choose Yes, type the file, save it with Ctrl+S, and close Notepad (nano ./c/basic_server.c on Linux or macOS).</w:t>
+      <w:pPr>
+        <w:keepNext/>
+      </w:pPr>
+      <w:r>
+        <w:t>Then create the C#, Go, and TypeScript project files with the same commands as on Windows; cd moves into ./typescript for the npm lines, and cd .. moves back.</w:t>
+      </w:r>
+    </w:p>
+    <w:p>
+      <w:pPr>
+        <w:keepNext/>
+      </w:pPr>
+    </w:p>
+    <w:p>
+      <w:pPr>
+        <w:pStyle w:val="CommandBlock"/>
+        <w:keepNext/>
+      </w:pPr>
+      <w:r>
+        <w:t>dotnet new web -o ./csharp/BasicServer --exclude-launch-settings</w:t>
+      </w:r>
+    </w:p>
+    <w:p>
+      <w:pPr>
+        <w:pStyle w:val="CommandBlock"/>
+        <w:keepNext/>
+      </w:pPr>
+      <w:r>
+        <w:t>dotnet new console -o ./csharp/BasicClient</w:t>
+      </w:r>
+    </w:p>
+    <w:p>
+      <w:pPr>
+        <w:pStyle w:val="CommandBlock"/>
+      </w:pPr>
+      <w:r>
+        <w:t>dotnet new web -o ./csharp/Server --exclude-launch-settings</w:t>
+      </w:r>
+    </w:p>
+    <w:p>
+      <w:pPr>
+        <w:pStyle w:val="CommandBlock"/>
+      </w:pPr>
+      <w:r>
+        <w:t>dotnet new console -o ./csharp/Client</w:t>
+      </w:r>
+    </w:p>
+    <w:p>
+      <w:pPr>
+        <w:pStyle w:val="CommandBlock"/>
+      </w:pPr>
+      <w:r>
+        <w:t>go -C ./go mod init example.com/pathparameters</w:t>
+      </w:r>
+    </w:p>
+    <w:p>
+      <w:pPr>
+        <w:pStyle w:val="CommandBlock"/>
+      </w:pPr>
+      <w:r>
+        <w:t>go -C ./go get github.com/go-sql-driver/mysql@v1.10.1</w:t>
+      </w:r>
+    </w:p>
+    <w:p>
+      <w:pPr>
+        <w:pStyle w:val="CommandBlock"/>
+      </w:pPr>
+      <w:r>
+        <w:t>cd ./typescript</w:t>
+      </w:r>
+    </w:p>
+    <w:p>
+      <w:pPr>
+        <w:pStyle w:val="CommandBlock"/>
+      </w:pPr>
+      <w:r>
+        <w:t>npm init -y</w:t>
+      </w:r>
+    </w:p>
+    <w:p>
+      <w:pPr>
+        <w:pStyle w:val="CommandBlock"/>
+      </w:pPr>
+      <w:r>
+        <w:t>npm pkg set name=get-requests-typescript type=module</w:t>
+      </w:r>
+    </w:p>
+    <w:p>
+      <w:pPr>
+        <w:pStyle w:val="CommandBlock"/>
+      </w:pPr>
+      <w:r>
+        <w:t>npm pkg set private=true --json</w:t>
+      </w:r>
+    </w:p>
+    <w:p>
+      <w:pPr>
+        <w:pStyle w:val="CommandBlock"/>
+      </w:pPr>
+      <w:r>
+        <w:t>npm pkg set "scripts.check=tsc --noEmit" "scripts.build=tsc --noEmitOnError"</w:t>
+      </w:r>
+    </w:p>
+    <w:p>
+      <w:pPr>
+        <w:pStyle w:val="CommandBlock"/>
+      </w:pPr>
+      <w:r>
+        <w:t>npm pkg delete version description main keywords author license scripts.test</w:t>
+      </w:r>
+    </w:p>
+    <w:p>
+      <w:pPr>
+        <w:pStyle w:val="CommandBlock"/>
+      </w:pPr>
+      <w:r>
+        <w:t>npm install --save-exact mysql2@3.24.5 undici@8.11.2 \</w:t>
+      </w:r>
+    </w:p>
+    <w:p>
+      <w:pPr>
+        <w:pStyle w:val="CommandBlock"/>
+      </w:pPr>
+      <w:r>
+        <w:t xml:space="preserve">    --ignore-scripts --no-audit --no-fund</w:t>
+      </w:r>
+    </w:p>
+    <w:p>
+      <w:pPr>
+        <w:pStyle w:val="CommandBlock"/>
+        <w:keepNext/>
+      </w:pPr>
+      <w:r>
+        <w:t>npm install --save-dev --save-exact typescript@7.0.2 @types/node@24.13.5 \</w:t>
+      </w:r>
+    </w:p>
+    <w:p>
+      <w:pPr>
+        <w:pStyle w:val="CommandBlock"/>
+        <w:keepNext/>
+      </w:pPr>
+      <w:r>
+        <w:t xml:space="preserve">    --ignore-scripts --no-audit --no-fund</w:t>
+      </w:r>
+    </w:p>
+    <w:p>
+      <w:pPr>
+        <w:pStyle w:val="CommandBlock"/>
+      </w:pPr>
+      <w:r>
+        <w:t>cd ..</w:t>
+      </w:r>
+    </w:p>
+    <w:p>
+      <w:pPr>
+        <w:keepNext/>
+      </w:pPr>
+    </w:p>
+    <w:p>
+      <w:r>
+        <w:t>Type the two .csproj files and typescript/tsconfig.json exactly as shown in the Windows setup. You save each source file in its language's section below, as each is shown. As in Chapter 1, notepad .\c\basic_server.c creates and opens one: choose Yes, type the file, save it with Ctrl+S, and close Notepad (nano ./c/basic_server.c on Linux or macOS).</w:t>
       </w:r>
     </w:p>
     <w:p>
@@ -2164,7 +2974,7 @@
     </w:p>
     <w:p>
       <w:r>
-        <w:t>These are Lesson 6.5's connector commands. Remember, each connector is installed into the lesson folder only, at the version its project file or command pins: npm installs mysql2 beside undici, pip installs the Python connector into .\python\.venv, go mod tidy downloads the Go driver, and dotnet restore downloads MySqlConnector for both server projects.</w:t>
+        <w:t>These are Lesson 6.5's connector commands. Remember, each connector is installed into the lesson folder only, at the version its project file or command pins: npm and go get already installed mysql2 and the Go driver in step 1, pip installs the Python connector into .\python\.venv, and dotnet restore downloads MySqlConnector for both server projects.</w:t>
       </w:r>
     </w:p>
     <w:p>
@@ -2186,7 +2996,7 @@
         <w:keepNext/>
       </w:pPr>
       <w:r>
-        <w:t>npm --prefix .\typescript install --ignore-scripts --no-audit --no-fund</w:t>
+        <w:t>py -m venv .\python\.venv</w:t>
       </w:r>
     </w:p>
     <w:p>
@@ -2195,7 +3005,7 @@
         <w:keepNext/>
       </w:pPr>
       <w:r>
-        <w:t>py -m venv .\python\.venv</w:t>
+        <w:t>.\python\.venv\Scripts\python.exe -m pip install mysql-connector-python==26.7.0</w:t>
       </w:r>
     </w:p>
     <w:p>
@@ -2204,17 +3014,42 @@
         <w:keepNext/>
       </w:pPr>
       <w:r>
-        <w:t>.\python\.venv\Scripts\python.exe -m pip install mysql-connector-python==26.7.0</w:t>
+        <w:t>dotnet restore .\csharp\BasicServer</w:t>
       </w:r>
     </w:p>
     <w:p>
       <w:pPr>
         <w:pStyle w:val="CommandBlock"/>
-        <w:keepNext/>
-      </w:pPr>
-      <w:r>
-        <w:t>go -C .\go mod tidy</w:t>
-      </w:r>
+      </w:pPr>
+      <w:r>
+        <w:t>dotnet restore .\csharp\Server</w:t>
+      </w:r>
+    </w:p>
+    <w:p>
+      <w:pPr>
+        <w:keepNext/>
+      </w:pPr>
+    </w:p>
+    <w:p>
+      <w:pPr>
+        <w:pStyle w:val="Heading3"/>
+      </w:pPr>
+      <w:r>
+        <w:t>Linux or macOS Connector Setup</w:t>
+      </w:r>
+    </w:p>
+    <w:p>
+      <w:pPr>
+        <w:keepNext/>
+      </w:pPr>
+      <w:r>
+        <w:t>C and C++ need no DLLs on Linux or macOS: the system finds the libraries Lesson 4.0's packages installed.</w:t>
+      </w:r>
+    </w:p>
+    <w:p>
+      <w:pPr>
+        <w:keepNext/>
+      </w:pPr>
     </w:p>
     <w:p>
       <w:pPr>
@@ -2222,15 +3057,56 @@
         <w:keepNext/>
       </w:pPr>
       <w:r>
-        <w:t>dotnet restore .\csharp\BasicServer</w:t>
+        <w:t>python3 -m venv ./python/.venv</w:t>
       </w:r>
     </w:p>
     <w:p>
       <w:pPr>
         <w:pStyle w:val="CommandBlock"/>
-      </w:pPr>
-      <w:r>
-        <w:t>dotnet restore .\csharp\Server</w:t>
+        <w:keepNext/>
+      </w:pPr>
+      <w:r>
+        <w:t>./python/.venv/bin/python -m pip install mysql-connector-python==26.7.0</w:t>
+      </w:r>
+    </w:p>
+    <w:p>
+      <w:pPr>
+        <w:pStyle w:val="CommandBlock"/>
+        <w:keepNext/>
+      </w:pPr>
+      <w:r>
+        <w:t>dotnet restore ./csharp/BasicServer</w:t>
+      </w:r>
+    </w:p>
+    <w:p>
+      <w:pPr>
+        <w:pStyle w:val="CommandBlock"/>
+      </w:pPr>
+      <w:r>
+        <w:t>dotnet restore ./csharp/Server</w:t>
+      </w:r>
+    </w:p>
+    <w:p>
+      <w:pPr>
+        <w:keepNext/>
+      </w:pPr>
+    </w:p>
+    <w:p>
+      <w:pPr>
+        <w:keepNext/>
+      </w:pPr>
+    </w:p>
+    <w:p>
+      <w:pPr>
+        <w:pStyle w:val="Heading2"/>
+      </w:pPr>
+      <w:r>
+        <w:t>Step 3: The Known Contacts</w:t>
+      </w:r>
+    </w:p>
+    <w:p>
+      <w:r>
+        <w:t>The servers read spa_contacts, so the screens match this lesson's only when the table holds the known rows. The files below are Chapter 5's reset, as in Lesson 6.5, one per language; each server reads its own language's table, such as contacts_go. Every program in this lesson only reads, so one reset before the first server is enough.</w:t>
       </w:r>
     </w:p>
     <w:p>
@@ -2243,15 +3119,1631 @@
         <w:pStyle w:val="Heading3"/>
       </w:pPr>
       <w:r>
-        <w:t>Linux or macOS Connector Setup</w:t>
-      </w:r>
-    </w:p>
-    <w:p>
-      <w:pPr>
-        <w:keepNext/>
-      </w:pPr>
-      <w:r>
-        <w:t>C and C++ need no DLLs on Linux or macOS: the system finds the libraries Lesson 4.0's packages installed.</w:t>
+        <w:t>sql/reset_contacts_c.sql</w:t>
+      </w:r>
+    </w:p>
+    <w:p>
+      <w:pPr>
+        <w:pStyle w:val="SourceCode"/>
+        <w:keepNext/>
+      </w:pPr>
+      <w:r>
+        <w:t>-- The Chapter 5 known contacts for C, for Chapter 6. This file resets the C</w:t>
+      </w:r>
+    </w:p>
+    <w:p>
+      <w:pPr>
+        <w:pStyle w:val="SourceCode"/>
+        <w:keepNext/>
+      </w:pPr>
+      <w:r>
+        <w:t>-- programs' own table, contacts_c: it drops it, with any rows earlier</w:t>
+      </w:r>
+    </w:p>
+    <w:p>
+      <w:pPr>
+        <w:pStyle w:val="SourceCode"/>
+      </w:pPr>
+      <w:r>
+        <w:t>-- lessons or your own experiments left in it, and builds it again with</w:t>
+      </w:r>
+    </w:p>
+    <w:p>
+      <w:pPr>
+        <w:pStyle w:val="SourceCode"/>
+      </w:pPr>
+      <w:r>
+        <w:t>-- three known rows.</w:t>
+      </w:r>
+    </w:p>
+    <w:p>
+      <w:pPr>
+        <w:pStyle w:val="SourceCode"/>
+      </w:pPr>
+    </w:p>
+    <w:p>
+      <w:pPr>
+        <w:pStyle w:val="SourceCode"/>
+      </w:pPr>
+      <w:r>
+        <w:t>-- Remove the old tables (Lesson 4.4). contacts_c goes first, because in</w:t>
+      </w:r>
+    </w:p>
+    <w:p>
+      <w:pPr>
+        <w:pStyle w:val="SourceCode"/>
+      </w:pPr>
+      <w:r>
+        <w:t>-- Lessons 4.11 to 4.14 it pointed at contact_groups_c; Chapter 5 has no</w:t>
+      </w:r>
+    </w:p>
+    <w:p>
+      <w:pPr>
+        <w:pStyle w:val="SourceCode"/>
+      </w:pPr>
+      <w:r>
+        <w:t>-- groups, so contact_groups_c goes too. contacts_c_old is the name Lesson</w:t>
+      </w:r>
+    </w:p>
+    <w:p>
+      <w:pPr>
+        <w:pStyle w:val="SourceCode"/>
+      </w:pPr>
+      <w:r>
+        <w:t>-- 5.9's Troubleshooting Run gives contacts_c, in case a run stopped before</w:t>
+      </w:r>
+    </w:p>
+    <w:p>
+      <w:pPr>
+        <w:pStyle w:val="SourceCode"/>
+      </w:pPr>
+      <w:r>
+        <w:t>-- its Repair Run renamed it back. IF EXISTS skips a missing table.</w:t>
+      </w:r>
+    </w:p>
+    <w:p>
+      <w:pPr>
+        <w:pStyle w:val="SourceCode"/>
+      </w:pPr>
+      <w:r>
+        <w:t>DROP TABLE IF EXISTS contacts_c;</w:t>
+      </w:r>
+    </w:p>
+    <w:p>
+      <w:pPr>
+        <w:pStyle w:val="SourceCode"/>
+      </w:pPr>
+      <w:r>
+        <w:t>DROP TABLE IF EXISTS contact_groups_c;</w:t>
+      </w:r>
+    </w:p>
+    <w:p>
+      <w:pPr>
+        <w:pStyle w:val="SourceCode"/>
+      </w:pPr>
+      <w:r>
+        <w:t>DROP TABLE IF EXISTS contacts_c_old;</w:t>
+      </w:r>
+    </w:p>
+    <w:p>
+      <w:pPr>
+        <w:pStyle w:val="SourceCode"/>
+      </w:pPr>
+    </w:p>
+    <w:p>
+      <w:pPr>
+        <w:pStyle w:val="SourceCode"/>
+      </w:pPr>
+      <w:r>
+        <w:t>-- The Chapter 5 contacts table: Lesson 4.4's columns, plus Lesson 4.12's</w:t>
+      </w:r>
+    </w:p>
+    <w:p>
+      <w:pPr>
+        <w:pStyle w:val="SourceCode"/>
+      </w:pPr>
+      <w:r>
+        <w:t>-- index on name, because the contacts are listed in name order.</w:t>
+      </w:r>
+    </w:p>
+    <w:p>
+      <w:pPr>
+        <w:pStyle w:val="SourceCode"/>
+      </w:pPr>
+      <w:r>
+        <w:t>CREATE TABLE contacts_c (</w:t>
+      </w:r>
+    </w:p>
+    <w:p>
+      <w:pPr>
+        <w:pStyle w:val="SourceCode"/>
+      </w:pPr>
+      <w:r>
+        <w:t xml:space="preserve">    id    INT AUTO_INCREMENT PRIMARY KEY,</w:t>
+      </w:r>
+    </w:p>
+    <w:p>
+      <w:pPr>
+        <w:pStyle w:val="SourceCode"/>
+      </w:pPr>
+      <w:r>
+        <w:t xml:space="preserve">    name  VARCHAR(100) NOT NULL,</w:t>
+      </w:r>
+    </w:p>
+    <w:p>
+      <w:pPr>
+        <w:pStyle w:val="SourceCode"/>
+      </w:pPr>
+      <w:r>
+        <w:t xml:space="preserve">    email VARCHAR(254) NOT NULL UNIQUE,</w:t>
+      </w:r>
+    </w:p>
+    <w:p>
+      <w:pPr>
+        <w:pStyle w:val="SourceCode"/>
+      </w:pPr>
+      <w:r>
+        <w:t xml:space="preserve">    phone VARCHAR(20)  NULL,</w:t>
+      </w:r>
+    </w:p>
+    <w:p>
+      <w:pPr>
+        <w:pStyle w:val="SourceCode"/>
+      </w:pPr>
+      <w:r>
+        <w:t xml:space="preserve">    INDEX idx_contacts_c_name (name)</w:t>
+      </w:r>
+    </w:p>
+    <w:p>
+      <w:pPr>
+        <w:pStyle w:val="SourceCode"/>
+      </w:pPr>
+      <w:r>
+        <w:t>) CHARACTER SET utf8mb4;</w:t>
+      </w:r>
+    </w:p>
+    <w:p>
+      <w:pPr>
+        <w:pStyle w:val="SourceCode"/>
+      </w:pPr>
+    </w:p>
+    <w:p>
+      <w:pPr>
+        <w:pStyle w:val="SourceCode"/>
+      </w:pPr>
+      <w:r>
+        <w:t>-- Lesson 4.6's three contacts; the new table numbers them 1 to 3.</w:t>
+      </w:r>
+    </w:p>
+    <w:p>
+      <w:pPr>
+        <w:pStyle w:val="SourceCode"/>
+      </w:pPr>
+      <w:r>
+        <w:t>-- Grace Hopper's phone is NULL.</w:t>
+      </w:r>
+    </w:p>
+    <w:p>
+      <w:pPr>
+        <w:pStyle w:val="SourceCode"/>
+      </w:pPr>
+      <w:r>
+        <w:t>INSERT INTO contacts_c (name, email, phone)</w:t>
+      </w:r>
+    </w:p>
+    <w:p>
+      <w:pPr>
+        <w:pStyle w:val="SourceCode"/>
+      </w:pPr>
+      <w:r>
+        <w:t xml:space="preserve">    VALUES ('Ada Lovelace', 'ada@example.com', '555-0100');</w:t>
+      </w:r>
+    </w:p>
+    <w:p>
+      <w:pPr>
+        <w:pStyle w:val="SourceCode"/>
+      </w:pPr>
+      <w:r>
+        <w:t>INSERT INTO contacts_c (name, email, phone)</w:t>
+      </w:r>
+    </w:p>
+    <w:p>
+      <w:pPr>
+        <w:pStyle w:val="SourceCode"/>
+        <w:keepNext/>
+      </w:pPr>
+      <w:r>
+        <w:t xml:space="preserve">    VALUES ('Grace Hopper', 'grace@example.com', NULL);</w:t>
+      </w:r>
+    </w:p>
+    <w:p>
+      <w:pPr>
+        <w:pStyle w:val="SourceCode"/>
+        <w:keepNext/>
+      </w:pPr>
+      <w:r>
+        <w:t>INSERT INTO contacts_c (name, email, phone)</w:t>
+      </w:r>
+    </w:p>
+    <w:p>
+      <w:pPr>
+        <w:pStyle w:val="SourceCode"/>
+      </w:pPr>
+      <w:r>
+        <w:t xml:space="preserve">    VALUES ('Alan Turing', 'alan@example.com', '555-0102');</w:t>
+      </w:r>
+    </w:p>
+    <w:p>
+      <w:pPr>
+        <w:keepNext/>
+      </w:pPr>
+    </w:p>
+    <w:p>
+      <w:pPr>
+        <w:pStyle w:val="Heading3"/>
+      </w:pPr>
+      <w:r>
+        <w:t>sql/reset_contacts_cpp.sql</w:t>
+      </w:r>
+    </w:p>
+    <w:p>
+      <w:pPr>
+        <w:pStyle w:val="SourceCode"/>
+        <w:keepNext/>
+      </w:pPr>
+      <w:r>
+        <w:t>-- The Chapter 5 known contacts for C++, for Chapter 6. This file resets the</w:t>
+      </w:r>
+    </w:p>
+    <w:p>
+      <w:pPr>
+        <w:pStyle w:val="SourceCode"/>
+        <w:keepNext/>
+      </w:pPr>
+      <w:r>
+        <w:t>-- C++ programs' own table, contacts_cpp: it drops it, with any rows earlier</w:t>
+      </w:r>
+    </w:p>
+    <w:p>
+      <w:pPr>
+        <w:pStyle w:val="SourceCode"/>
+      </w:pPr>
+      <w:r>
+        <w:t>-- lessons or your own experiments left in it, and builds it again with</w:t>
+      </w:r>
+    </w:p>
+    <w:p>
+      <w:pPr>
+        <w:pStyle w:val="SourceCode"/>
+      </w:pPr>
+      <w:r>
+        <w:t>-- three known rows.</w:t>
+      </w:r>
+    </w:p>
+    <w:p>
+      <w:pPr>
+        <w:pStyle w:val="SourceCode"/>
+      </w:pPr>
+    </w:p>
+    <w:p>
+      <w:pPr>
+        <w:pStyle w:val="SourceCode"/>
+      </w:pPr>
+      <w:r>
+        <w:t>-- Remove the old tables (Lesson 4.4). contacts_cpp goes first, because in</w:t>
+      </w:r>
+    </w:p>
+    <w:p>
+      <w:pPr>
+        <w:pStyle w:val="SourceCode"/>
+      </w:pPr>
+      <w:r>
+        <w:t>-- Lessons 4.11 to 4.14 it pointed at contact_groups_cpp; Chapter 5 has no</w:t>
+      </w:r>
+    </w:p>
+    <w:p>
+      <w:pPr>
+        <w:pStyle w:val="SourceCode"/>
+      </w:pPr>
+      <w:r>
+        <w:t>-- groups, so contact_groups_cpp goes too. contacts_cpp_old is the name</w:t>
+      </w:r>
+    </w:p>
+    <w:p>
+      <w:pPr>
+        <w:pStyle w:val="SourceCode"/>
+      </w:pPr>
+      <w:r>
+        <w:t>-- Lesson 5.9's Troubleshooting Run gives contacts_cpp, in case a run</w:t>
+      </w:r>
+    </w:p>
+    <w:p>
+      <w:pPr>
+        <w:pStyle w:val="SourceCode"/>
+      </w:pPr>
+      <w:r>
+        <w:t>-- stopped before its Repair Run renamed it back. IF EXISTS skips a missing</w:t>
+      </w:r>
+    </w:p>
+    <w:p>
+      <w:pPr>
+        <w:pStyle w:val="SourceCode"/>
+      </w:pPr>
+      <w:r>
+        <w:t>-- table.</w:t>
+      </w:r>
+    </w:p>
+    <w:p>
+      <w:pPr>
+        <w:pStyle w:val="SourceCode"/>
+      </w:pPr>
+      <w:r>
+        <w:t>DROP TABLE IF EXISTS contacts_cpp;</w:t>
+      </w:r>
+    </w:p>
+    <w:p>
+      <w:pPr>
+        <w:pStyle w:val="SourceCode"/>
+      </w:pPr>
+      <w:r>
+        <w:t>DROP TABLE IF EXISTS contact_groups_cpp;</w:t>
+      </w:r>
+    </w:p>
+    <w:p>
+      <w:pPr>
+        <w:pStyle w:val="SourceCode"/>
+      </w:pPr>
+      <w:r>
+        <w:t>DROP TABLE IF EXISTS contacts_cpp_old;</w:t>
+      </w:r>
+    </w:p>
+    <w:p>
+      <w:pPr>
+        <w:pStyle w:val="SourceCode"/>
+      </w:pPr>
+    </w:p>
+    <w:p>
+      <w:pPr>
+        <w:pStyle w:val="SourceCode"/>
+      </w:pPr>
+      <w:r>
+        <w:t>-- The Chapter 5 contacts table: Lesson 4.4's columns, plus Lesson 4.12's</w:t>
+      </w:r>
+    </w:p>
+    <w:p>
+      <w:pPr>
+        <w:pStyle w:val="SourceCode"/>
+      </w:pPr>
+      <w:r>
+        <w:t>-- index on name, because the contacts are listed in name order.</w:t>
+      </w:r>
+    </w:p>
+    <w:p>
+      <w:pPr>
+        <w:pStyle w:val="SourceCode"/>
+      </w:pPr>
+      <w:r>
+        <w:t>CREATE TABLE contacts_cpp (</w:t>
+      </w:r>
+    </w:p>
+    <w:p>
+      <w:pPr>
+        <w:pStyle w:val="SourceCode"/>
+      </w:pPr>
+      <w:r>
+        <w:t xml:space="preserve">    id    INT AUTO_INCREMENT PRIMARY KEY,</w:t>
+      </w:r>
+    </w:p>
+    <w:p>
+      <w:pPr>
+        <w:pStyle w:val="SourceCode"/>
+      </w:pPr>
+      <w:r>
+        <w:t xml:space="preserve">    name  VARCHAR(100) NOT NULL,</w:t>
+      </w:r>
+    </w:p>
+    <w:p>
+      <w:pPr>
+        <w:pStyle w:val="SourceCode"/>
+      </w:pPr>
+      <w:r>
+        <w:t xml:space="preserve">    email VARCHAR(254) NOT NULL UNIQUE,</w:t>
+      </w:r>
+    </w:p>
+    <w:p>
+      <w:pPr>
+        <w:pStyle w:val="SourceCode"/>
+      </w:pPr>
+      <w:r>
+        <w:t xml:space="preserve">    phone VARCHAR(20)  NULL,</w:t>
+      </w:r>
+    </w:p>
+    <w:p>
+      <w:pPr>
+        <w:pStyle w:val="SourceCode"/>
+      </w:pPr>
+      <w:r>
+        <w:t xml:space="preserve">    INDEX idx_contacts_cpp_name (name)</w:t>
+      </w:r>
+    </w:p>
+    <w:p>
+      <w:pPr>
+        <w:pStyle w:val="SourceCode"/>
+      </w:pPr>
+      <w:r>
+        <w:t>) CHARACTER SET utf8mb4;</w:t>
+      </w:r>
+    </w:p>
+    <w:p>
+      <w:pPr>
+        <w:pStyle w:val="SourceCode"/>
+      </w:pPr>
+    </w:p>
+    <w:p>
+      <w:pPr>
+        <w:pStyle w:val="SourceCode"/>
+      </w:pPr>
+      <w:r>
+        <w:t>-- Lesson 4.6's three contacts; the new table numbers them 1 to 3.</w:t>
+      </w:r>
+    </w:p>
+    <w:p>
+      <w:pPr>
+        <w:pStyle w:val="SourceCode"/>
+      </w:pPr>
+      <w:r>
+        <w:t>-- Grace Hopper's phone is NULL.</w:t>
+      </w:r>
+    </w:p>
+    <w:p>
+      <w:pPr>
+        <w:pStyle w:val="SourceCode"/>
+      </w:pPr>
+      <w:r>
+        <w:t>INSERT INTO contacts_cpp (name, email, phone)</w:t>
+      </w:r>
+    </w:p>
+    <w:p>
+      <w:pPr>
+        <w:pStyle w:val="SourceCode"/>
+      </w:pPr>
+      <w:r>
+        <w:t xml:space="preserve">    VALUES ('Ada Lovelace', 'ada@example.com', '555-0100');</w:t>
+      </w:r>
+    </w:p>
+    <w:p>
+      <w:pPr>
+        <w:pStyle w:val="SourceCode"/>
+      </w:pPr>
+      <w:r>
+        <w:t>INSERT INTO contacts_cpp (name, email, phone)</w:t>
+      </w:r>
+    </w:p>
+    <w:p>
+      <w:pPr>
+        <w:pStyle w:val="SourceCode"/>
+        <w:keepNext/>
+      </w:pPr>
+      <w:r>
+        <w:t xml:space="preserve">    VALUES ('Grace Hopper', 'grace@example.com', NULL);</w:t>
+      </w:r>
+    </w:p>
+    <w:p>
+      <w:pPr>
+        <w:pStyle w:val="SourceCode"/>
+        <w:keepNext/>
+      </w:pPr>
+      <w:r>
+        <w:t>INSERT INTO contacts_cpp (name, email, phone)</w:t>
+      </w:r>
+    </w:p>
+    <w:p>
+      <w:pPr>
+        <w:pStyle w:val="SourceCode"/>
+      </w:pPr>
+      <w:r>
+        <w:t xml:space="preserve">    VALUES ('Alan Turing', 'alan@example.com', '555-0102');</w:t>
+      </w:r>
+    </w:p>
+    <w:p>
+      <w:pPr>
+        <w:keepNext/>
+      </w:pPr>
+    </w:p>
+    <w:p>
+      <w:pPr>
+        <w:pStyle w:val="Heading3"/>
+      </w:pPr>
+      <w:r>
+        <w:t>sql/reset_contacts_csharp.sql</w:t>
+      </w:r>
+    </w:p>
+    <w:p>
+      <w:pPr>
+        <w:pStyle w:val="SourceCode"/>
+        <w:keepNext/>
+      </w:pPr>
+      <w:r>
+        <w:t>-- The Chapter 5 known contacts for C#, for Chapter 6. This file resets the</w:t>
+      </w:r>
+    </w:p>
+    <w:p>
+      <w:pPr>
+        <w:pStyle w:val="SourceCode"/>
+        <w:keepNext/>
+      </w:pPr>
+      <w:r>
+        <w:t>-- C# programs' own table, contacts_csharp: it drops it, with any rows</w:t>
+      </w:r>
+    </w:p>
+    <w:p>
+      <w:pPr>
+        <w:pStyle w:val="SourceCode"/>
+      </w:pPr>
+      <w:r>
+        <w:t>-- earlier lessons or your own experiments left in it, and builds it again</w:t>
+      </w:r>
+    </w:p>
+    <w:p>
+      <w:pPr>
+        <w:pStyle w:val="SourceCode"/>
+      </w:pPr>
+      <w:r>
+        <w:t>-- with three known rows.</w:t>
+      </w:r>
+    </w:p>
+    <w:p>
+      <w:pPr>
+        <w:pStyle w:val="SourceCode"/>
+      </w:pPr>
+    </w:p>
+    <w:p>
+      <w:pPr>
+        <w:pStyle w:val="SourceCode"/>
+      </w:pPr>
+      <w:r>
+        <w:t>-- Remove the old tables (Lesson 4.4). contacts_csharp goes first, because</w:t>
+      </w:r>
+    </w:p>
+    <w:p>
+      <w:pPr>
+        <w:pStyle w:val="SourceCode"/>
+      </w:pPr>
+      <w:r>
+        <w:t>-- in Lessons 4.11 to 4.14 it pointed at contact_groups_csharp; Chapter 5</w:t>
+      </w:r>
+    </w:p>
+    <w:p>
+      <w:pPr>
+        <w:pStyle w:val="SourceCode"/>
+      </w:pPr>
+      <w:r>
+        <w:t>-- has no groups, so contact_groups_csharp goes too. contacts_csharp_old is</w:t>
+      </w:r>
+    </w:p>
+    <w:p>
+      <w:pPr>
+        <w:pStyle w:val="SourceCode"/>
+      </w:pPr>
+      <w:r>
+        <w:t>-- the name Lesson 5.9's Troubleshooting Run gives contacts_csharp, in case</w:t>
+      </w:r>
+    </w:p>
+    <w:p>
+      <w:pPr>
+        <w:pStyle w:val="SourceCode"/>
+      </w:pPr>
+      <w:r>
+        <w:t>-- a run stopped before its Repair Run renamed it back. IF EXISTS skips a</w:t>
+      </w:r>
+    </w:p>
+    <w:p>
+      <w:pPr>
+        <w:pStyle w:val="SourceCode"/>
+      </w:pPr>
+      <w:r>
+        <w:t>-- missing table.</w:t>
+      </w:r>
+    </w:p>
+    <w:p>
+      <w:pPr>
+        <w:pStyle w:val="SourceCode"/>
+      </w:pPr>
+      <w:r>
+        <w:t>DROP TABLE IF EXISTS contacts_csharp;</w:t>
+      </w:r>
+    </w:p>
+    <w:p>
+      <w:pPr>
+        <w:pStyle w:val="SourceCode"/>
+      </w:pPr>
+      <w:r>
+        <w:t>DROP TABLE IF EXISTS contact_groups_csharp;</w:t>
+      </w:r>
+    </w:p>
+    <w:p>
+      <w:pPr>
+        <w:pStyle w:val="SourceCode"/>
+      </w:pPr>
+      <w:r>
+        <w:t>DROP TABLE IF EXISTS contacts_csharp_old;</w:t>
+      </w:r>
+    </w:p>
+    <w:p>
+      <w:pPr>
+        <w:pStyle w:val="SourceCode"/>
+      </w:pPr>
+    </w:p>
+    <w:p>
+      <w:pPr>
+        <w:pStyle w:val="SourceCode"/>
+      </w:pPr>
+      <w:r>
+        <w:t>-- The Chapter 5 contacts table: Lesson 4.4's columns, plus Lesson 4.12's</w:t>
+      </w:r>
+    </w:p>
+    <w:p>
+      <w:pPr>
+        <w:pStyle w:val="SourceCode"/>
+      </w:pPr>
+      <w:r>
+        <w:t>-- index on name, because the contacts are listed in name order.</w:t>
+      </w:r>
+    </w:p>
+    <w:p>
+      <w:pPr>
+        <w:pStyle w:val="SourceCode"/>
+      </w:pPr>
+      <w:r>
+        <w:t>CREATE TABLE contacts_csharp (</w:t>
+      </w:r>
+    </w:p>
+    <w:p>
+      <w:pPr>
+        <w:pStyle w:val="SourceCode"/>
+      </w:pPr>
+      <w:r>
+        <w:t xml:space="preserve">    id    INT AUTO_INCREMENT PRIMARY KEY,</w:t>
+      </w:r>
+    </w:p>
+    <w:p>
+      <w:pPr>
+        <w:pStyle w:val="SourceCode"/>
+      </w:pPr>
+      <w:r>
+        <w:t xml:space="preserve">    name  VARCHAR(100) NOT NULL,</w:t>
+      </w:r>
+    </w:p>
+    <w:p>
+      <w:pPr>
+        <w:pStyle w:val="SourceCode"/>
+      </w:pPr>
+      <w:r>
+        <w:t xml:space="preserve">    email VARCHAR(254) NOT NULL UNIQUE,</w:t>
+      </w:r>
+    </w:p>
+    <w:p>
+      <w:pPr>
+        <w:pStyle w:val="SourceCode"/>
+      </w:pPr>
+      <w:r>
+        <w:t xml:space="preserve">    phone VARCHAR(20)  NULL,</w:t>
+      </w:r>
+    </w:p>
+    <w:p>
+      <w:pPr>
+        <w:pStyle w:val="SourceCode"/>
+      </w:pPr>
+      <w:r>
+        <w:t xml:space="preserve">    INDEX idx_contacts_csharp_name (name)</w:t>
+      </w:r>
+    </w:p>
+    <w:p>
+      <w:pPr>
+        <w:pStyle w:val="SourceCode"/>
+      </w:pPr>
+      <w:r>
+        <w:t>) CHARACTER SET utf8mb4;</w:t>
+      </w:r>
+    </w:p>
+    <w:p>
+      <w:pPr>
+        <w:pStyle w:val="SourceCode"/>
+      </w:pPr>
+    </w:p>
+    <w:p>
+      <w:pPr>
+        <w:pStyle w:val="SourceCode"/>
+      </w:pPr>
+      <w:r>
+        <w:t>-- Lesson 4.6's three contacts; the new table numbers them 1 to 3.</w:t>
+      </w:r>
+    </w:p>
+    <w:p>
+      <w:pPr>
+        <w:pStyle w:val="SourceCode"/>
+      </w:pPr>
+      <w:r>
+        <w:t>-- Grace Hopper's phone is NULL.</w:t>
+      </w:r>
+    </w:p>
+    <w:p>
+      <w:pPr>
+        <w:pStyle w:val="SourceCode"/>
+      </w:pPr>
+      <w:r>
+        <w:t>INSERT INTO contacts_csharp (name, email, phone)</w:t>
+      </w:r>
+    </w:p>
+    <w:p>
+      <w:pPr>
+        <w:pStyle w:val="SourceCode"/>
+      </w:pPr>
+      <w:r>
+        <w:t xml:space="preserve">    VALUES ('Ada Lovelace', 'ada@example.com', '555-0100');</w:t>
+      </w:r>
+    </w:p>
+    <w:p>
+      <w:pPr>
+        <w:pStyle w:val="SourceCode"/>
+      </w:pPr>
+      <w:r>
+        <w:t>INSERT INTO contacts_csharp (name, email, phone)</w:t>
+      </w:r>
+    </w:p>
+    <w:p>
+      <w:pPr>
+        <w:pStyle w:val="SourceCode"/>
+        <w:keepNext/>
+      </w:pPr>
+      <w:r>
+        <w:t xml:space="preserve">    VALUES ('Grace Hopper', 'grace@example.com', NULL);</w:t>
+      </w:r>
+    </w:p>
+    <w:p>
+      <w:pPr>
+        <w:pStyle w:val="SourceCode"/>
+        <w:keepNext/>
+      </w:pPr>
+      <w:r>
+        <w:t>INSERT INTO contacts_csharp (name, email, phone)</w:t>
+      </w:r>
+    </w:p>
+    <w:p>
+      <w:pPr>
+        <w:pStyle w:val="SourceCode"/>
+      </w:pPr>
+      <w:r>
+        <w:t xml:space="preserve">    VALUES ('Alan Turing', 'alan@example.com', '555-0102');</w:t>
+      </w:r>
+    </w:p>
+    <w:p>
+      <w:pPr>
+        <w:keepNext/>
+      </w:pPr>
+    </w:p>
+    <w:p>
+      <w:pPr>
+        <w:pStyle w:val="Heading3"/>
+      </w:pPr>
+      <w:r>
+        <w:t>sql/reset_contacts_go.sql</w:t>
+      </w:r>
+    </w:p>
+    <w:p>
+      <w:pPr>
+        <w:pStyle w:val="SourceCode"/>
+        <w:keepNext/>
+      </w:pPr>
+      <w:r>
+        <w:t>-- The Chapter 5 known contacts for Go, for Chapter 6. This file resets the</w:t>
+      </w:r>
+    </w:p>
+    <w:p>
+      <w:pPr>
+        <w:pStyle w:val="SourceCode"/>
+        <w:keepNext/>
+      </w:pPr>
+      <w:r>
+        <w:t>-- Go programs' own table, contacts_go: it drops it, with any rows earlier</w:t>
+      </w:r>
+    </w:p>
+    <w:p>
+      <w:pPr>
+        <w:pStyle w:val="SourceCode"/>
+      </w:pPr>
+      <w:r>
+        <w:t>-- lessons or your own experiments left in it, and builds it again with</w:t>
+      </w:r>
+    </w:p>
+    <w:p>
+      <w:pPr>
+        <w:pStyle w:val="SourceCode"/>
+      </w:pPr>
+      <w:r>
+        <w:t>-- three known rows.</w:t>
+      </w:r>
+    </w:p>
+    <w:p>
+      <w:pPr>
+        <w:pStyle w:val="SourceCode"/>
+      </w:pPr>
+    </w:p>
+    <w:p>
+      <w:pPr>
+        <w:pStyle w:val="SourceCode"/>
+      </w:pPr>
+      <w:r>
+        <w:t>-- Remove the old tables (Lesson 4.4). contacts_go goes first, because in</w:t>
+      </w:r>
+    </w:p>
+    <w:p>
+      <w:pPr>
+        <w:pStyle w:val="SourceCode"/>
+      </w:pPr>
+      <w:r>
+        <w:t>-- Lessons 4.11 to 4.14 it pointed at contact_groups_go; Chapter 5 has no</w:t>
+      </w:r>
+    </w:p>
+    <w:p>
+      <w:pPr>
+        <w:pStyle w:val="SourceCode"/>
+      </w:pPr>
+      <w:r>
+        <w:t>-- groups, so contact_groups_go goes too. contacts_go_old is the name Lesson</w:t>
+      </w:r>
+    </w:p>
+    <w:p>
+      <w:pPr>
+        <w:pStyle w:val="SourceCode"/>
+      </w:pPr>
+      <w:r>
+        <w:t>-- 5.9's Troubleshooting Run gives contacts_go, in case a run stopped before</w:t>
+      </w:r>
+    </w:p>
+    <w:p>
+      <w:pPr>
+        <w:pStyle w:val="SourceCode"/>
+      </w:pPr>
+      <w:r>
+        <w:t>-- its Repair Run renamed it back. IF EXISTS skips a missing table.</w:t>
+      </w:r>
+    </w:p>
+    <w:p>
+      <w:pPr>
+        <w:pStyle w:val="SourceCode"/>
+      </w:pPr>
+      <w:r>
+        <w:t>DROP TABLE IF EXISTS contacts_go;</w:t>
+      </w:r>
+    </w:p>
+    <w:p>
+      <w:pPr>
+        <w:pStyle w:val="SourceCode"/>
+      </w:pPr>
+      <w:r>
+        <w:t>DROP TABLE IF EXISTS contact_groups_go;</w:t>
+      </w:r>
+    </w:p>
+    <w:p>
+      <w:pPr>
+        <w:pStyle w:val="SourceCode"/>
+      </w:pPr>
+      <w:r>
+        <w:t>DROP TABLE IF EXISTS contacts_go_old;</w:t>
+      </w:r>
+    </w:p>
+    <w:p>
+      <w:pPr>
+        <w:pStyle w:val="SourceCode"/>
+      </w:pPr>
+    </w:p>
+    <w:p>
+      <w:pPr>
+        <w:pStyle w:val="SourceCode"/>
+      </w:pPr>
+      <w:r>
+        <w:t>-- The Chapter 5 contacts table: Lesson 4.4's columns, plus Lesson 4.12's</w:t>
+      </w:r>
+    </w:p>
+    <w:p>
+      <w:pPr>
+        <w:pStyle w:val="SourceCode"/>
+      </w:pPr>
+      <w:r>
+        <w:t>-- index on name, because the contacts are listed in name order.</w:t>
+      </w:r>
+    </w:p>
+    <w:p>
+      <w:pPr>
+        <w:pStyle w:val="SourceCode"/>
+      </w:pPr>
+      <w:r>
+        <w:t>CREATE TABLE contacts_go (</w:t>
+      </w:r>
+    </w:p>
+    <w:p>
+      <w:pPr>
+        <w:pStyle w:val="SourceCode"/>
+      </w:pPr>
+      <w:r>
+        <w:t xml:space="preserve">    id    INT AUTO_INCREMENT PRIMARY KEY,</w:t>
+      </w:r>
+    </w:p>
+    <w:p>
+      <w:pPr>
+        <w:pStyle w:val="SourceCode"/>
+      </w:pPr>
+      <w:r>
+        <w:t xml:space="preserve">    name  VARCHAR(100) NOT NULL,</w:t>
+      </w:r>
+    </w:p>
+    <w:p>
+      <w:pPr>
+        <w:pStyle w:val="SourceCode"/>
+      </w:pPr>
+      <w:r>
+        <w:t xml:space="preserve">    email VARCHAR(254) NOT NULL UNIQUE,</w:t>
+      </w:r>
+    </w:p>
+    <w:p>
+      <w:pPr>
+        <w:pStyle w:val="SourceCode"/>
+      </w:pPr>
+      <w:r>
+        <w:t xml:space="preserve">    phone VARCHAR(20)  NULL,</w:t>
+      </w:r>
+    </w:p>
+    <w:p>
+      <w:pPr>
+        <w:pStyle w:val="SourceCode"/>
+      </w:pPr>
+      <w:r>
+        <w:t xml:space="preserve">    INDEX idx_contacts_go_name (name)</w:t>
+      </w:r>
+    </w:p>
+    <w:p>
+      <w:pPr>
+        <w:pStyle w:val="SourceCode"/>
+      </w:pPr>
+      <w:r>
+        <w:t>) CHARACTER SET utf8mb4;</w:t>
+      </w:r>
+    </w:p>
+    <w:p>
+      <w:pPr>
+        <w:pStyle w:val="SourceCode"/>
+      </w:pPr>
+    </w:p>
+    <w:p>
+      <w:pPr>
+        <w:pStyle w:val="SourceCode"/>
+      </w:pPr>
+      <w:r>
+        <w:t>-- Lesson 4.6's three contacts; the new table numbers them 1 to 3.</w:t>
+      </w:r>
+    </w:p>
+    <w:p>
+      <w:pPr>
+        <w:pStyle w:val="SourceCode"/>
+      </w:pPr>
+      <w:r>
+        <w:t>-- Grace Hopper's phone is NULL.</w:t>
+      </w:r>
+    </w:p>
+    <w:p>
+      <w:pPr>
+        <w:pStyle w:val="SourceCode"/>
+      </w:pPr>
+      <w:r>
+        <w:t>INSERT INTO contacts_go (name, email, phone)</w:t>
+      </w:r>
+    </w:p>
+    <w:p>
+      <w:pPr>
+        <w:pStyle w:val="SourceCode"/>
+      </w:pPr>
+      <w:r>
+        <w:t xml:space="preserve">    VALUES ('Ada Lovelace', 'ada@example.com', '555-0100');</w:t>
+      </w:r>
+    </w:p>
+    <w:p>
+      <w:pPr>
+        <w:pStyle w:val="SourceCode"/>
+      </w:pPr>
+      <w:r>
+        <w:t>INSERT INTO contacts_go (name, email, phone)</w:t>
+      </w:r>
+    </w:p>
+    <w:p>
+      <w:pPr>
+        <w:pStyle w:val="SourceCode"/>
+        <w:keepNext/>
+      </w:pPr>
+      <w:r>
+        <w:t xml:space="preserve">    VALUES ('Grace Hopper', 'grace@example.com', NULL);</w:t>
+      </w:r>
+    </w:p>
+    <w:p>
+      <w:pPr>
+        <w:pStyle w:val="SourceCode"/>
+        <w:keepNext/>
+      </w:pPr>
+      <w:r>
+        <w:t>INSERT INTO contacts_go (name, email, phone)</w:t>
+      </w:r>
+    </w:p>
+    <w:p>
+      <w:pPr>
+        <w:pStyle w:val="SourceCode"/>
+      </w:pPr>
+      <w:r>
+        <w:t xml:space="preserve">    VALUES ('Alan Turing', 'alan@example.com', '555-0102');</w:t>
+      </w:r>
+    </w:p>
+    <w:p>
+      <w:pPr>
+        <w:keepNext/>
+      </w:pPr>
+    </w:p>
+    <w:p>
+      <w:pPr>
+        <w:pStyle w:val="Heading3"/>
+      </w:pPr>
+      <w:r>
+        <w:t>sql/reset_contacts_python.sql</w:t>
+      </w:r>
+    </w:p>
+    <w:p>
+      <w:pPr>
+        <w:pStyle w:val="SourceCode"/>
+        <w:keepNext/>
+      </w:pPr>
+      <w:r>
+        <w:t>-- The Chapter 5 known contacts for Python, for Chapter 6. This file resets</w:t>
+      </w:r>
+    </w:p>
+    <w:p>
+      <w:pPr>
+        <w:pStyle w:val="SourceCode"/>
+        <w:keepNext/>
+      </w:pPr>
+      <w:r>
+        <w:t>-- the Python programs' own table, contacts_python: it drops it, with any</w:t>
+      </w:r>
+    </w:p>
+    <w:p>
+      <w:pPr>
+        <w:pStyle w:val="SourceCode"/>
+      </w:pPr>
+      <w:r>
+        <w:t>-- rows earlier lessons or your own experiments left in it, and builds it</w:t>
+      </w:r>
+    </w:p>
+    <w:p>
+      <w:pPr>
+        <w:pStyle w:val="SourceCode"/>
+      </w:pPr>
+      <w:r>
+        <w:t>-- again with three known rows.</w:t>
+      </w:r>
+    </w:p>
+    <w:p>
+      <w:pPr>
+        <w:pStyle w:val="SourceCode"/>
+      </w:pPr>
+    </w:p>
+    <w:p>
+      <w:pPr>
+        <w:pStyle w:val="SourceCode"/>
+      </w:pPr>
+      <w:r>
+        <w:t>-- Remove the old tables (Lesson 4.4). contacts_python goes first, because</w:t>
+      </w:r>
+    </w:p>
+    <w:p>
+      <w:pPr>
+        <w:pStyle w:val="SourceCode"/>
+      </w:pPr>
+      <w:r>
+        <w:t>-- in Lessons 4.11 to 4.14 it pointed at contact_groups_python; Chapter 5</w:t>
+      </w:r>
+    </w:p>
+    <w:p>
+      <w:pPr>
+        <w:pStyle w:val="SourceCode"/>
+      </w:pPr>
+      <w:r>
+        <w:t>-- has no groups, so contact_groups_python goes too. contacts_python_old is</w:t>
+      </w:r>
+    </w:p>
+    <w:p>
+      <w:pPr>
+        <w:pStyle w:val="SourceCode"/>
+      </w:pPr>
+      <w:r>
+        <w:t>-- the name Lesson 5.9's Troubleshooting Run gives contacts_python, in case</w:t>
+      </w:r>
+    </w:p>
+    <w:p>
+      <w:pPr>
+        <w:pStyle w:val="SourceCode"/>
+      </w:pPr>
+      <w:r>
+        <w:t>-- a run stopped before its Repair Run renamed it back. IF EXISTS skips a</w:t>
+      </w:r>
+    </w:p>
+    <w:p>
+      <w:pPr>
+        <w:pStyle w:val="SourceCode"/>
+      </w:pPr>
+      <w:r>
+        <w:t>-- missing table.</w:t>
+      </w:r>
+    </w:p>
+    <w:p>
+      <w:pPr>
+        <w:pStyle w:val="SourceCode"/>
+      </w:pPr>
+      <w:r>
+        <w:t>DROP TABLE IF EXISTS contacts_python;</w:t>
+      </w:r>
+    </w:p>
+    <w:p>
+      <w:pPr>
+        <w:pStyle w:val="SourceCode"/>
+      </w:pPr>
+      <w:r>
+        <w:t>DROP TABLE IF EXISTS contact_groups_python;</w:t>
+      </w:r>
+    </w:p>
+    <w:p>
+      <w:pPr>
+        <w:pStyle w:val="SourceCode"/>
+      </w:pPr>
+      <w:r>
+        <w:t>DROP TABLE IF EXISTS contacts_python_old;</w:t>
+      </w:r>
+    </w:p>
+    <w:p>
+      <w:pPr>
+        <w:pStyle w:val="SourceCode"/>
+      </w:pPr>
+    </w:p>
+    <w:p>
+      <w:pPr>
+        <w:pStyle w:val="SourceCode"/>
+      </w:pPr>
+      <w:r>
+        <w:t>-- The Chapter 5 contacts table: Lesson 4.4's columns, plus Lesson 4.12's</w:t>
+      </w:r>
+    </w:p>
+    <w:p>
+      <w:pPr>
+        <w:pStyle w:val="SourceCode"/>
+      </w:pPr>
+      <w:r>
+        <w:t>-- index on name, because the contacts are listed in name order.</w:t>
+      </w:r>
+    </w:p>
+    <w:p>
+      <w:pPr>
+        <w:pStyle w:val="SourceCode"/>
+      </w:pPr>
+      <w:r>
+        <w:t>CREATE TABLE contacts_python (</w:t>
+      </w:r>
+    </w:p>
+    <w:p>
+      <w:pPr>
+        <w:pStyle w:val="SourceCode"/>
+      </w:pPr>
+      <w:r>
+        <w:t xml:space="preserve">    id    INT AUTO_INCREMENT PRIMARY KEY,</w:t>
+      </w:r>
+    </w:p>
+    <w:p>
+      <w:pPr>
+        <w:pStyle w:val="SourceCode"/>
+      </w:pPr>
+      <w:r>
+        <w:t xml:space="preserve">    name  VARCHAR(100) NOT NULL,</w:t>
+      </w:r>
+    </w:p>
+    <w:p>
+      <w:pPr>
+        <w:pStyle w:val="SourceCode"/>
+      </w:pPr>
+      <w:r>
+        <w:t xml:space="preserve">    email VARCHAR(254) NOT NULL UNIQUE,</w:t>
+      </w:r>
+    </w:p>
+    <w:p>
+      <w:pPr>
+        <w:pStyle w:val="SourceCode"/>
+      </w:pPr>
+      <w:r>
+        <w:t xml:space="preserve">    phone VARCHAR(20)  NULL,</w:t>
+      </w:r>
+    </w:p>
+    <w:p>
+      <w:pPr>
+        <w:pStyle w:val="SourceCode"/>
+      </w:pPr>
+      <w:r>
+        <w:t xml:space="preserve">    INDEX idx_contacts_python_name (name)</w:t>
+      </w:r>
+    </w:p>
+    <w:p>
+      <w:pPr>
+        <w:pStyle w:val="SourceCode"/>
+      </w:pPr>
+      <w:r>
+        <w:t>) CHARACTER SET utf8mb4;</w:t>
+      </w:r>
+    </w:p>
+    <w:p>
+      <w:pPr>
+        <w:pStyle w:val="SourceCode"/>
+      </w:pPr>
+    </w:p>
+    <w:p>
+      <w:pPr>
+        <w:pStyle w:val="SourceCode"/>
+      </w:pPr>
+      <w:r>
+        <w:t>-- Lesson 4.6's three contacts; the new table numbers them 1 to 3.</w:t>
+      </w:r>
+    </w:p>
+    <w:p>
+      <w:pPr>
+        <w:pStyle w:val="SourceCode"/>
+      </w:pPr>
+      <w:r>
+        <w:t>-- Grace Hopper's phone is NULL.</w:t>
+      </w:r>
+    </w:p>
+    <w:p>
+      <w:pPr>
+        <w:pStyle w:val="SourceCode"/>
+      </w:pPr>
+      <w:r>
+        <w:t>INSERT INTO contacts_python (name, email, phone)</w:t>
+      </w:r>
+    </w:p>
+    <w:p>
+      <w:pPr>
+        <w:pStyle w:val="SourceCode"/>
+      </w:pPr>
+      <w:r>
+        <w:t xml:space="preserve">    VALUES ('Ada Lovelace', 'ada@example.com', '555-0100');</w:t>
+      </w:r>
+    </w:p>
+    <w:p>
+      <w:pPr>
+        <w:pStyle w:val="SourceCode"/>
+      </w:pPr>
+      <w:r>
+        <w:t>INSERT INTO contacts_python (name, email, phone)</w:t>
+      </w:r>
+    </w:p>
+    <w:p>
+      <w:pPr>
+        <w:pStyle w:val="SourceCode"/>
+        <w:keepNext/>
+      </w:pPr>
+      <w:r>
+        <w:t xml:space="preserve">    VALUES ('Grace Hopper', 'grace@example.com', NULL);</w:t>
+      </w:r>
+    </w:p>
+    <w:p>
+      <w:pPr>
+        <w:pStyle w:val="SourceCode"/>
+        <w:keepNext/>
+      </w:pPr>
+      <w:r>
+        <w:t>INSERT INTO contacts_python (name, email, phone)</w:t>
+      </w:r>
+    </w:p>
+    <w:p>
+      <w:pPr>
+        <w:pStyle w:val="SourceCode"/>
+      </w:pPr>
+      <w:r>
+        <w:t xml:space="preserve">    VALUES ('Alan Turing', 'alan@example.com', '555-0102');</w:t>
+      </w:r>
+    </w:p>
+    <w:p>
+      <w:pPr>
+        <w:keepNext/>
+      </w:pPr>
+    </w:p>
+    <w:p>
+      <w:pPr>
+        <w:pStyle w:val="Heading3"/>
+      </w:pPr>
+      <w:r>
+        <w:t>sql/reset_contacts_typescript.sql</w:t>
+      </w:r>
+    </w:p>
+    <w:p>
+      <w:pPr>
+        <w:pStyle w:val="SourceCode"/>
+        <w:keepNext/>
+      </w:pPr>
+      <w:r>
+        <w:t>-- The Chapter 5 known contacts for TypeScript, for Chapter 6. This file</w:t>
+      </w:r>
+    </w:p>
+    <w:p>
+      <w:pPr>
+        <w:pStyle w:val="SourceCode"/>
+        <w:keepNext/>
+      </w:pPr>
+      <w:r>
+        <w:t>-- resets the TypeScript programs' own table, contacts_typescript: it drops</w:t>
+      </w:r>
+    </w:p>
+    <w:p>
+      <w:pPr>
+        <w:pStyle w:val="SourceCode"/>
+      </w:pPr>
+      <w:r>
+        <w:t>-- it, with any rows earlier lessons or your own experiments left in it, and</w:t>
+      </w:r>
+    </w:p>
+    <w:p>
+      <w:pPr>
+        <w:pStyle w:val="SourceCode"/>
+      </w:pPr>
+      <w:r>
+        <w:t>-- builds it again with three known rows.</w:t>
+      </w:r>
+    </w:p>
+    <w:p>
+      <w:pPr>
+        <w:pStyle w:val="SourceCode"/>
+      </w:pPr>
+    </w:p>
+    <w:p>
+      <w:pPr>
+        <w:pStyle w:val="SourceCode"/>
+      </w:pPr>
+      <w:r>
+        <w:t>-- Remove the old tables (Lesson 4.4). contacts_typescript goes first,</w:t>
+      </w:r>
+    </w:p>
+    <w:p>
+      <w:pPr>
+        <w:pStyle w:val="SourceCode"/>
+      </w:pPr>
+      <w:r>
+        <w:t>-- because in Lessons 4.11 to 4.14 it pointed at contact_groups_typescript;</w:t>
+      </w:r>
+    </w:p>
+    <w:p>
+      <w:pPr>
+        <w:pStyle w:val="SourceCode"/>
+      </w:pPr>
+      <w:r>
+        <w:t>-- Chapter 5 has no groups, so contact_groups_typescript goes too.</w:t>
+      </w:r>
+    </w:p>
+    <w:p>
+      <w:pPr>
+        <w:pStyle w:val="SourceCode"/>
+      </w:pPr>
+      <w:r>
+        <w:t>-- contacts_typescript_old is the name Lesson 5.9's Troubleshooting Run</w:t>
+      </w:r>
+    </w:p>
+    <w:p>
+      <w:pPr>
+        <w:pStyle w:val="SourceCode"/>
+      </w:pPr>
+      <w:r>
+        <w:t>-- gives contacts_typescript, in case a run stopped before its Repair Run</w:t>
+      </w:r>
+    </w:p>
+    <w:p>
+      <w:pPr>
+        <w:pStyle w:val="SourceCode"/>
+      </w:pPr>
+      <w:r>
+        <w:t>-- renamed it back. IF EXISTS skips a missing table.</w:t>
+      </w:r>
+    </w:p>
+    <w:p>
+      <w:pPr>
+        <w:pStyle w:val="SourceCode"/>
+      </w:pPr>
+      <w:r>
+        <w:t>DROP TABLE IF EXISTS contacts_typescript;</w:t>
+      </w:r>
+    </w:p>
+    <w:p>
+      <w:pPr>
+        <w:pStyle w:val="SourceCode"/>
+      </w:pPr>
+      <w:r>
+        <w:t>DROP TABLE IF EXISTS contact_groups_typescript;</w:t>
+      </w:r>
+    </w:p>
+    <w:p>
+      <w:pPr>
+        <w:pStyle w:val="SourceCode"/>
+      </w:pPr>
+      <w:r>
+        <w:t>DROP TABLE IF EXISTS contacts_typescript_old;</w:t>
+      </w:r>
+    </w:p>
+    <w:p>
+      <w:pPr>
+        <w:pStyle w:val="SourceCode"/>
+      </w:pPr>
+    </w:p>
+    <w:p>
+      <w:pPr>
+        <w:pStyle w:val="SourceCode"/>
+      </w:pPr>
+      <w:r>
+        <w:t>-- The Chapter 5 contacts table: Lesson 4.4's columns, plus Lesson 4.12's</w:t>
+      </w:r>
+    </w:p>
+    <w:p>
+      <w:pPr>
+        <w:pStyle w:val="SourceCode"/>
+      </w:pPr>
+      <w:r>
+        <w:t>-- index on name, because the contacts are listed in name order.</w:t>
+      </w:r>
+    </w:p>
+    <w:p>
+      <w:pPr>
+        <w:pStyle w:val="SourceCode"/>
+      </w:pPr>
+      <w:r>
+        <w:t>CREATE TABLE contacts_typescript (</w:t>
+      </w:r>
+    </w:p>
+    <w:p>
+      <w:pPr>
+        <w:pStyle w:val="SourceCode"/>
+      </w:pPr>
+      <w:r>
+        <w:t xml:space="preserve">    id    INT AUTO_INCREMENT PRIMARY KEY,</w:t>
+      </w:r>
+    </w:p>
+    <w:p>
+      <w:pPr>
+        <w:pStyle w:val="SourceCode"/>
+      </w:pPr>
+      <w:r>
+        <w:t xml:space="preserve">    name  VARCHAR(100) NOT NULL,</w:t>
+      </w:r>
+    </w:p>
+    <w:p>
+      <w:pPr>
+        <w:pStyle w:val="SourceCode"/>
+      </w:pPr>
+      <w:r>
+        <w:t xml:space="preserve">    email VARCHAR(254) NOT NULL UNIQUE,</w:t>
+      </w:r>
+    </w:p>
+    <w:p>
+      <w:pPr>
+        <w:pStyle w:val="SourceCode"/>
+      </w:pPr>
+      <w:r>
+        <w:t xml:space="preserve">    phone VARCHAR(20)  NULL,</w:t>
+      </w:r>
+    </w:p>
+    <w:p>
+      <w:pPr>
+        <w:pStyle w:val="SourceCode"/>
+      </w:pPr>
+      <w:r>
+        <w:t xml:space="preserve">    INDEX idx_contacts_typescript_name (name)</w:t>
+      </w:r>
+    </w:p>
+    <w:p>
+      <w:pPr>
+        <w:pStyle w:val="SourceCode"/>
+      </w:pPr>
+      <w:r>
+        <w:t>) CHARACTER SET utf8mb4;</w:t>
+      </w:r>
+    </w:p>
+    <w:p>
+      <w:pPr>
+        <w:pStyle w:val="SourceCode"/>
+      </w:pPr>
+    </w:p>
+    <w:p>
+      <w:pPr>
+        <w:pStyle w:val="SourceCode"/>
+      </w:pPr>
+      <w:r>
+        <w:t>-- Lesson 4.6's three contacts; the new table numbers them 1 to 3.</w:t>
+      </w:r>
+    </w:p>
+    <w:p>
+      <w:pPr>
+        <w:pStyle w:val="SourceCode"/>
+      </w:pPr>
+      <w:r>
+        <w:t>-- Grace Hopper's phone is NULL.</w:t>
+      </w:r>
+    </w:p>
+    <w:p>
+      <w:pPr>
+        <w:pStyle w:val="SourceCode"/>
+      </w:pPr>
+      <w:r>
+        <w:t>INSERT INTO contacts_typescript (name, email, phone)</w:t>
+      </w:r>
+    </w:p>
+    <w:p>
+      <w:pPr>
+        <w:pStyle w:val="SourceCode"/>
+      </w:pPr>
+      <w:r>
+        <w:t xml:space="preserve">    VALUES ('Ada Lovelace', 'ada@example.com', '555-0100');</w:t>
+      </w:r>
+    </w:p>
+    <w:p>
+      <w:pPr>
+        <w:pStyle w:val="SourceCode"/>
+      </w:pPr>
+      <w:r>
+        <w:t>INSERT INTO contacts_typescript (name, email, phone)</w:t>
+      </w:r>
+    </w:p>
+    <w:p>
+      <w:pPr>
+        <w:pStyle w:val="SourceCode"/>
+        <w:keepNext/>
+      </w:pPr>
+      <w:r>
+        <w:t xml:space="preserve">    VALUES ('Grace Hopper', 'grace@example.com', NULL);</w:t>
+      </w:r>
+    </w:p>
+    <w:p>
+      <w:pPr>
+        <w:pStyle w:val="SourceCode"/>
+        <w:keepNext/>
+      </w:pPr>
+      <w:r>
+        <w:t>INSERT INTO contacts_typescript (name, email, phone)</w:t>
+      </w:r>
+    </w:p>
+    <w:p>
+      <w:pPr>
+        <w:pStyle w:val="SourceCode"/>
+      </w:pPr>
+      <w:r>
+        <w:t xml:space="preserve">    VALUES ('Alan Turing', 'alan@example.com', '555-0102');</w:t>
+      </w:r>
+    </w:p>
+    <w:p>
+      <w:pPr>
+        <w:keepNext/>
+      </w:pPr>
+    </w:p>
+    <w:p>
+      <w:pPr>
+        <w:pStyle w:val="Heading3"/>
+      </w:pPr>
+      <w:r>
+        <w:t>Windows PowerShell Data Reset</w:t>
+      </w:r>
+    </w:p>
+    <w:p>
+      <w:pPr>
+        <w:keepNext/>
+      </w:pPr>
+      <w:r>
+        <w:t>Remember, source runs every statement in a file and needs --commands when it comes from -e (Lesson 4.6), and MYSQL_PWD gives the mysql client the password until the block's last line.</w:t>
       </w:r>
     </w:p>
     <w:p>
@@ -2265,7 +4757,7 @@
         <w:keepNext/>
       </w:pPr>
       <w:r>
-        <w:t>npm --prefix ./typescript install --ignore-scripts --no-audit --no-fund</w:t>
+        <w:t>$mysql = "C:\Program Files\MySQL\MySQL Server 26.7\bin\mysql.exe"</w:t>
       </w:r>
     </w:p>
     <w:p>
@@ -2274,34 +4766,31 @@
         <w:keepNext/>
       </w:pPr>
       <w:r>
-        <w:t>python3 -m venv ./python/.venv</w:t>
+        <w:t>$env:MYSQL_PWD = $env:SPA_DB_PASSWORD</w:t>
       </w:r>
     </w:p>
     <w:p>
       <w:pPr>
         <w:pStyle w:val="CommandBlock"/>
-        <w:keepNext/>
-      </w:pPr>
-      <w:r>
-        <w:t>./python/.venv/bin/python -m pip install mysql-connector-python==26.7.0</w:t>
+      </w:pPr>
+      <w:r>
+        <w:t>&amp; $mysql -u devuser -h 127.0.0.1 -P 3306 `</w:t>
       </w:r>
     </w:p>
     <w:p>
       <w:pPr>
         <w:pStyle w:val="CommandBlock"/>
-        <w:keepNext/>
-      </w:pPr>
-      <w:r>
-        <w:t>go -C ./go mod tidy</w:t>
+      </w:pPr>
+      <w:r>
+        <w:t xml:space="preserve">    -e "CREATE DATABASE IF NOT EXISTS spa_contacts"</w:t>
       </w:r>
     </w:p>
     <w:p>
       <w:pPr>
         <w:pStyle w:val="CommandBlock"/>
-        <w:keepNext/>
-      </w:pPr>
-      <w:r>
-        <w:t>dotnet restore ./csharp/BasicServer</w:t>
+      </w:pPr>
+      <w:r>
+        <w:t>&amp; $mysql -u devuser -h 127.0.0.1 -P 3306 -D spa_contacts --commands `</w:t>
       </w:r>
     </w:p>
     <w:p>
@@ -2309,30 +4798,113 @@
         <w:pStyle w:val="CommandBlock"/>
       </w:pPr>
       <w:r>
-        <w:t>dotnet restore ./csharp/Server</w:t>
-      </w:r>
-    </w:p>
-    <w:p>
-      <w:pPr>
-        <w:keepNext/>
-      </w:pPr>
-    </w:p>
-    <w:p>
-      <w:pPr>
-        <w:keepNext/>
-      </w:pPr>
-    </w:p>
-    <w:p>
-      <w:pPr>
-        <w:pStyle w:val="Heading2"/>
-      </w:pPr>
-      <w:r>
-        <w:t>Step 3: The Known Contacts</w:t>
-      </w:r>
-    </w:p>
-    <w:p>
-      <w:r>
-        <w:t>The servers read spa_contacts, so the screens match this lesson's only when the table holds the known rows. The file below is Chapter 5's reset, as in Lesson 6.5. Every program in this lesson only reads, so one reset before the first server is enough.</w:t>
+        <w:t xml:space="preserve">    -e "source ./sql/reset_contacts_c.sql"</w:t>
+      </w:r>
+    </w:p>
+    <w:p>
+      <w:pPr>
+        <w:pStyle w:val="CommandBlock"/>
+      </w:pPr>
+      <w:r>
+        <w:t>&amp; $mysql -u devuser -h 127.0.0.1 -P 3306 -D spa_contacts --commands `</w:t>
+      </w:r>
+    </w:p>
+    <w:p>
+      <w:pPr>
+        <w:pStyle w:val="CommandBlock"/>
+      </w:pPr>
+      <w:r>
+        <w:t xml:space="preserve">    -e "source ./sql/reset_contacts_cpp.sql"</w:t>
+      </w:r>
+    </w:p>
+    <w:p>
+      <w:pPr>
+        <w:pStyle w:val="CommandBlock"/>
+      </w:pPr>
+      <w:r>
+        <w:t>&amp; $mysql -u devuser -h 127.0.0.1 -P 3306 -D spa_contacts --commands `</w:t>
+      </w:r>
+    </w:p>
+    <w:p>
+      <w:pPr>
+        <w:pStyle w:val="CommandBlock"/>
+      </w:pPr>
+      <w:r>
+        <w:t xml:space="preserve">    -e "source ./sql/reset_contacts_csharp.sql"</w:t>
+      </w:r>
+    </w:p>
+    <w:p>
+      <w:pPr>
+        <w:pStyle w:val="CommandBlock"/>
+      </w:pPr>
+      <w:r>
+        <w:t>&amp; $mysql -u devuser -h 127.0.0.1 -P 3306 -D spa_contacts --commands `</w:t>
+      </w:r>
+    </w:p>
+    <w:p>
+      <w:pPr>
+        <w:pStyle w:val="CommandBlock"/>
+      </w:pPr>
+      <w:r>
+        <w:t xml:space="preserve">    -e "source ./sql/reset_contacts_go.sql"</w:t>
+      </w:r>
+    </w:p>
+    <w:p>
+      <w:pPr>
+        <w:pStyle w:val="CommandBlock"/>
+      </w:pPr>
+      <w:r>
+        <w:t>&amp; $mysql -u devuser -h 127.0.0.1 -P 3306 -D spa_contacts --commands `</w:t>
+      </w:r>
+    </w:p>
+    <w:p>
+      <w:pPr>
+        <w:pStyle w:val="CommandBlock"/>
+      </w:pPr>
+      <w:r>
+        <w:t xml:space="preserve">    -e "source ./sql/reset_contacts_python.sql"</w:t>
+      </w:r>
+    </w:p>
+    <w:p>
+      <w:pPr>
+        <w:pStyle w:val="CommandBlock"/>
+      </w:pPr>
+      <w:r>
+        <w:t>&amp; $mysql -u devuser -h 127.0.0.1 -P 3306 -D spa_contacts --commands `</w:t>
+      </w:r>
+    </w:p>
+    <w:p>
+      <w:pPr>
+        <w:pStyle w:val="CommandBlock"/>
+      </w:pPr>
+      <w:r>
+        <w:t xml:space="preserve">    -e "source ./sql/reset_contacts_typescript.sql"</w:t>
+      </w:r>
+    </w:p>
+    <w:p>
+      <w:pPr>
+        <w:pStyle w:val="CommandBlock"/>
+        <w:keepNext/>
+      </w:pPr>
+      <w:r>
+        <w:t>&amp; $mysql -u devuser -h 127.0.0.1 -P 3306 -D spa_contacts -t `</w:t>
+      </w:r>
+    </w:p>
+    <w:p>
+      <w:pPr>
+        <w:pStyle w:val="CommandBlock"/>
+        <w:keepNext/>
+      </w:pPr>
+      <w:r>
+        <w:t xml:space="preserve">    -e "SELECT id, name, email, phone FROM contacts_c ORDER BY id"</w:t>
+      </w:r>
+    </w:p>
+    <w:p>
+      <w:pPr>
+        <w:pStyle w:val="CommandBlock"/>
+      </w:pPr>
+      <w:r>
+        <w:t>Remove-Item Env:MYSQL_PWD</w:t>
       </w:r>
     </w:p>
     <w:p>
@@ -2345,293 +4917,8 @@
         <w:pStyle w:val="Heading3"/>
       </w:pPr>
       <w:r>
-        <w:t>sql/reset_contacts.sql</w:t>
-      </w:r>
-    </w:p>
-    <w:p>
-      <w:pPr>
-        <w:pStyle w:val="SourceCode"/>
-        <w:keepNext/>
-      </w:pPr>
-      <w:r>
-        <w:t>-- The Chapter 5 known contacts, for Chapter 6. This file resets the</w:t>
-      </w:r>
-    </w:p>
-    <w:p>
-      <w:pPr>
-        <w:pStyle w:val="SourceCode"/>
-        <w:keepNext/>
-      </w:pPr>
-      <w:r>
-        <w:t>-- lesson tables: it drops them, with any rows earlier lessons or your own</w:t>
-      </w:r>
-    </w:p>
-    <w:p>
-      <w:pPr>
-        <w:pStyle w:val="SourceCode"/>
-      </w:pPr>
-      <w:r>
-        <w:t>-- experiments left in them, and builds the Chapter 5 contacts table again</w:t>
-      </w:r>
-    </w:p>
-    <w:p>
-      <w:pPr>
-        <w:pStyle w:val="SourceCode"/>
-      </w:pPr>
-      <w:r>
-        <w:t>-- with three known rows.</w:t>
-      </w:r>
-    </w:p>
-    <w:p>
-      <w:pPr>
-        <w:pStyle w:val="SourceCode"/>
-      </w:pPr>
-    </w:p>
-    <w:p>
-      <w:pPr>
-        <w:pStyle w:val="SourceCode"/>
-      </w:pPr>
-      <w:r>
-        <w:t>-- Remove the old tables (Lesson 4.4). contacts goes first, because in</w:t>
-      </w:r>
-    </w:p>
-    <w:p>
-      <w:pPr>
-        <w:pStyle w:val="SourceCode"/>
-      </w:pPr>
-      <w:r>
-        <w:t>-- Lessons 4.11 to 4.14 it pointed at contact_groups; Chapter 5 has no</w:t>
-      </w:r>
-    </w:p>
-    <w:p>
-      <w:pPr>
-        <w:pStyle w:val="SourceCode"/>
-      </w:pPr>
-      <w:r>
-        <w:t>-- groups, so contact_groups goes too. contacts_old is the name Lesson</w:t>
-      </w:r>
-    </w:p>
-    <w:p>
-      <w:pPr>
-        <w:pStyle w:val="SourceCode"/>
-      </w:pPr>
-      <w:r>
-        <w:t>-- 5.9's Troubleshooting Run gives the contacts table, in case a run</w:t>
-      </w:r>
-    </w:p>
-    <w:p>
-      <w:pPr>
-        <w:pStyle w:val="SourceCode"/>
-      </w:pPr>
-      <w:r>
-        <w:t>-- stopped before its Repair Run renamed it back. IF EXISTS skips a</w:t>
-      </w:r>
-    </w:p>
-    <w:p>
-      <w:pPr>
-        <w:pStyle w:val="SourceCode"/>
-      </w:pPr>
-      <w:r>
-        <w:t>-- missing table.</w:t>
-      </w:r>
-    </w:p>
-    <w:p>
-      <w:pPr>
-        <w:pStyle w:val="SourceCode"/>
-      </w:pPr>
-      <w:r>
-        <w:t>DROP TABLE IF EXISTS contacts;</w:t>
-      </w:r>
-    </w:p>
-    <w:p>
-      <w:pPr>
-        <w:pStyle w:val="SourceCode"/>
-      </w:pPr>
-      <w:r>
-        <w:t>DROP TABLE IF EXISTS contact_groups;</w:t>
-      </w:r>
-    </w:p>
-    <w:p>
-      <w:pPr>
-        <w:pStyle w:val="SourceCode"/>
-      </w:pPr>
-      <w:r>
-        <w:t>DROP TABLE IF EXISTS contacts_old;</w:t>
-      </w:r>
-    </w:p>
-    <w:p>
-      <w:pPr>
-        <w:pStyle w:val="SourceCode"/>
-      </w:pPr>
-    </w:p>
-    <w:p>
-      <w:pPr>
-        <w:pStyle w:val="SourceCode"/>
-      </w:pPr>
-      <w:r>
-        <w:t>-- The Chapter 5 contacts table: Lesson 4.4's columns, plus Lesson 4.12's</w:t>
-      </w:r>
-    </w:p>
-    <w:p>
-      <w:pPr>
-        <w:pStyle w:val="SourceCode"/>
-      </w:pPr>
-      <w:r>
-        <w:t>-- index on name, because the contacts are listed in name order.</w:t>
-      </w:r>
-    </w:p>
-    <w:p>
-      <w:pPr>
-        <w:pStyle w:val="SourceCode"/>
-      </w:pPr>
-      <w:r>
-        <w:t>CREATE TABLE contacts (</w:t>
-      </w:r>
-    </w:p>
-    <w:p>
-      <w:pPr>
-        <w:pStyle w:val="SourceCode"/>
-      </w:pPr>
-      <w:r>
-        <w:t xml:space="preserve">    id    INT AUTO_INCREMENT PRIMARY KEY,</w:t>
-      </w:r>
-    </w:p>
-    <w:p>
-      <w:pPr>
-        <w:pStyle w:val="SourceCode"/>
-      </w:pPr>
-      <w:r>
-        <w:t xml:space="preserve">    name  VARCHAR(100) NOT NULL,</w:t>
-      </w:r>
-    </w:p>
-    <w:p>
-      <w:pPr>
-        <w:pStyle w:val="SourceCode"/>
-      </w:pPr>
-      <w:r>
-        <w:t xml:space="preserve">    email VARCHAR(254) NOT NULL UNIQUE,</w:t>
-      </w:r>
-    </w:p>
-    <w:p>
-      <w:pPr>
-        <w:pStyle w:val="SourceCode"/>
-      </w:pPr>
-      <w:r>
-        <w:t xml:space="preserve">    phone VARCHAR(20)  NULL,</w:t>
-      </w:r>
-    </w:p>
-    <w:p>
-      <w:pPr>
-        <w:pStyle w:val="SourceCode"/>
-      </w:pPr>
-      <w:r>
-        <w:t xml:space="preserve">    INDEX idx_contacts_name (name)</w:t>
-      </w:r>
-    </w:p>
-    <w:p>
-      <w:pPr>
-        <w:pStyle w:val="SourceCode"/>
-      </w:pPr>
-      <w:r>
-        <w:t>) CHARACTER SET utf8mb4;</w:t>
-      </w:r>
-    </w:p>
-    <w:p>
-      <w:pPr>
-        <w:pStyle w:val="SourceCode"/>
-      </w:pPr>
-    </w:p>
-    <w:p>
-      <w:pPr>
-        <w:pStyle w:val="SourceCode"/>
-      </w:pPr>
-      <w:r>
-        <w:t>-- Lesson 4.6's three contacts; the new table numbers them 1 to 3.</w:t>
-      </w:r>
-    </w:p>
-    <w:p>
-      <w:pPr>
-        <w:pStyle w:val="SourceCode"/>
-      </w:pPr>
-      <w:r>
-        <w:t>-- Grace Hopper's phone is NULL.</w:t>
-      </w:r>
-    </w:p>
-    <w:p>
-      <w:pPr>
-        <w:pStyle w:val="SourceCode"/>
-      </w:pPr>
-      <w:r>
-        <w:t>INSERT INTO contacts (name, email, phone)</w:t>
-      </w:r>
-    </w:p>
-    <w:p>
-      <w:pPr>
-        <w:pStyle w:val="SourceCode"/>
-      </w:pPr>
-      <w:r>
-        <w:t xml:space="preserve">    VALUES ('Ada Lovelace', 'ada@example.com', '555-0100');</w:t>
-      </w:r>
-    </w:p>
-    <w:p>
-      <w:pPr>
-        <w:pStyle w:val="SourceCode"/>
-      </w:pPr>
-      <w:r>
-        <w:t>INSERT INTO contacts (name, email, phone)</w:t>
-      </w:r>
-    </w:p>
-    <w:p>
-      <w:pPr>
-        <w:pStyle w:val="SourceCode"/>
-        <w:keepNext/>
-      </w:pPr>
-      <w:r>
-        <w:t xml:space="preserve">    VALUES ('Grace Hopper', 'grace@example.com', NULL);</w:t>
-      </w:r>
-    </w:p>
-    <w:p>
-      <w:pPr>
-        <w:pStyle w:val="SourceCode"/>
-        <w:keepNext/>
-      </w:pPr>
-      <w:r>
-        <w:t>INSERT INTO contacts (name, email, phone)</w:t>
-      </w:r>
-    </w:p>
-    <w:p>
-      <w:pPr>
-        <w:pStyle w:val="SourceCode"/>
-      </w:pPr>
-      <w:r>
-        <w:t xml:space="preserve">    VALUES ('Alan Turing', 'alan@example.com', '555-0102');</w:t>
-      </w:r>
-    </w:p>
-    <w:p>
-      <w:pPr>
-        <w:keepNext/>
-      </w:pPr>
-    </w:p>
-    <w:p>
-      <w:pPr>
-        <w:pStyle w:val="Heading3"/>
-      </w:pPr>
-      <w:r>
-        <w:t>Windows PowerShell Data Reset</w:t>
-      </w:r>
-    </w:p>
-    <w:p>
-      <w:pPr>
-        <w:keepNext/>
-      </w:pPr>
-      <w:r>
-        <w:t>Remember, source runs every statement in a file and needs --commands when it comes from -e (Lesson 4.6), and MYSQL_PWD gives the mysql client the password until the block's last line.</w:t>
-      </w:r>
-    </w:p>
-    <w:p>
-      <w:pPr>
-        <w:keepNext/>
-      </w:pPr>
+        <w:t>Linux or macOS Data Reset</w:t>
+      </w:r>
     </w:p>
     <w:p>
       <w:pPr>
@@ -2639,7 +4926,7 @@
         <w:keepNext/>
       </w:pPr>
       <w:r>
-        <w:t>$mysql = "C:\Program Files\MySQL\MySQL Server 26.7\bin\mysql.exe"</w:t>
+        <w:t>export MYSQL_PWD="$SPA_DB_PASSWORD"</w:t>
       </w:r>
     </w:p>
     <w:p>
@@ -2648,61 +4935,55 @@
         <w:keepNext/>
       </w:pPr>
       <w:r>
-        <w:t>$env:MYSQL_PWD = $env:SPA_DB_PASSWORD</w:t>
+        <w:t>mysql -u devuser -h 127.0.0.1 -P 3306 \</w:t>
       </w:r>
     </w:p>
     <w:p>
       <w:pPr>
         <w:pStyle w:val="CommandBlock"/>
-        <w:keepNext/>
-      </w:pPr>
-      <w:r>
-        <w:t>&amp; $mysql -u devuser -h 127.0.0.1 -P 3306 `</w:t>
+      </w:pPr>
+      <w:r>
+        <w:t xml:space="preserve">    -e "CREATE DATABASE IF NOT EXISTS spa_contacts"</w:t>
       </w:r>
     </w:p>
     <w:p>
       <w:pPr>
         <w:pStyle w:val="CommandBlock"/>
-        <w:keepNext/>
-      </w:pPr>
-      <w:r>
-        <w:t xml:space="preserve">    -e "CREATE DATABASE IF NOT EXISTS spa_contacts"</w:t>
+      </w:pPr>
+      <w:r>
+        <w:t>mysql -u devuser -h 127.0.0.1 -P 3306 -D spa_contacts \</w:t>
       </w:r>
     </w:p>
     <w:p>
       <w:pPr>
         <w:pStyle w:val="CommandBlock"/>
-        <w:keepNext/>
-      </w:pPr>
-      <w:r>
-        <w:t>&amp; $mysql -u devuser -h 127.0.0.1 -P 3306 -D spa_contacts --commands `</w:t>
+      </w:pPr>
+      <w:r>
+        <w:t xml:space="preserve">    &lt; ./sql/reset_contacts_c.sql</w:t>
       </w:r>
     </w:p>
     <w:p>
       <w:pPr>
         <w:pStyle w:val="CommandBlock"/>
-        <w:keepNext/>
-      </w:pPr>
-      <w:r>
-        <w:t xml:space="preserve">    -e "source ./sql/reset_contacts.sql"</w:t>
+      </w:pPr>
+      <w:r>
+        <w:t>mysql -u devuser -h 127.0.0.1 -P 3306 -D spa_contacts \</w:t>
       </w:r>
     </w:p>
     <w:p>
       <w:pPr>
         <w:pStyle w:val="CommandBlock"/>
-        <w:keepNext/>
-      </w:pPr>
-      <w:r>
-        <w:t>&amp; $mysql -u devuser -h 127.0.0.1 -P 3306 -D spa_contacts -t `</w:t>
+      </w:pPr>
+      <w:r>
+        <w:t xml:space="preserve">    &lt; ./sql/reset_contacts_cpp.sql</w:t>
       </w:r>
     </w:p>
     <w:p>
       <w:pPr>
         <w:pStyle w:val="CommandBlock"/>
-        <w:keepNext/>
-      </w:pPr>
-      <w:r>
-        <w:t xml:space="preserve">    -e "SELECT id, name, email, phone FROM contacts ORDER BY id"</w:t>
+      </w:pPr>
+      <w:r>
+        <w:t>mysql -u devuser -h 127.0.0.1 -P 3306 -D spa_contacts \</w:t>
       </w:r>
     </w:p>
     <w:p>
@@ -2710,61 +4991,60 @@
         <w:pStyle w:val="CommandBlock"/>
       </w:pPr>
       <w:r>
-        <w:t>Remove-Item Env:MYSQL_PWD</w:t>
-      </w:r>
-    </w:p>
-    <w:p>
-      <w:pPr>
-        <w:keepNext/>
-      </w:pPr>
-    </w:p>
-    <w:p>
-      <w:pPr>
-        <w:pStyle w:val="Heading3"/>
-      </w:pPr>
-      <w:r>
-        <w:t>Linux or macOS Data Reset</w:t>
+        <w:t xml:space="preserve">    &lt; ./sql/reset_contacts_csharp.sql</w:t>
       </w:r>
     </w:p>
     <w:p>
       <w:pPr>
         <w:pStyle w:val="CommandBlock"/>
-        <w:keepNext/>
-      </w:pPr>
-      <w:r>
-        <w:t>export MYSQL_PWD="$SPA_DB_PASSWORD"</w:t>
+      </w:pPr>
+      <w:r>
+        <w:t>mysql -u devuser -h 127.0.0.1 -P 3306 -D spa_contacts \</w:t>
       </w:r>
     </w:p>
     <w:p>
       <w:pPr>
         <w:pStyle w:val="CommandBlock"/>
-        <w:keepNext/>
-      </w:pPr>
-      <w:r>
-        <w:t>mysql -u devuser -h 127.0.0.1 -P 3306 \</w:t>
+      </w:pPr>
+      <w:r>
+        <w:t xml:space="preserve">    &lt; ./sql/reset_contacts_go.sql</w:t>
       </w:r>
     </w:p>
     <w:p>
       <w:pPr>
         <w:pStyle w:val="CommandBlock"/>
-        <w:keepNext/>
-      </w:pPr>
-      <w:r>
-        <w:t xml:space="preserve">    -e "CREATE DATABASE IF NOT EXISTS spa_contacts"</w:t>
+      </w:pPr>
+      <w:r>
+        <w:t>mysql -u devuser -h 127.0.0.1 -P 3306 -D spa_contacts \</w:t>
       </w:r>
     </w:p>
     <w:p>
       <w:pPr>
         <w:pStyle w:val="CommandBlock"/>
-        <w:keepNext/>
-      </w:pPr>
-      <w:r>
-        <w:t>mysql -u devuser -h 127.0.0.1 -P 3306 -D spa_contacts &lt; ./sql/reset_contacts.sql</w:t>
+      </w:pPr>
+      <w:r>
+        <w:t xml:space="preserve">    &lt; ./sql/reset_contacts_python.sql</w:t>
       </w:r>
     </w:p>
     <w:p>
       <w:pPr>
         <w:pStyle w:val="CommandBlock"/>
+      </w:pPr>
+      <w:r>
+        <w:t>mysql -u devuser -h 127.0.0.1 -P 3306 -D spa_contacts \</w:t>
+      </w:r>
+    </w:p>
+    <w:p>
+      <w:pPr>
+        <w:pStyle w:val="CommandBlock"/>
+      </w:pPr>
+      <w:r>
+        <w:t xml:space="preserve">    &lt; ./sql/reset_contacts_typescript.sql</w:t>
+      </w:r>
+    </w:p>
+    <w:p>
+      <w:pPr>
+        <w:pStyle w:val="CommandBlock"/>
         <w:keepNext/>
       </w:pPr>
       <w:r>
@@ -2777,7 +5057,7 @@
         <w:keepNext/>
       </w:pPr>
       <w:r>
-        <w:t xml:space="preserve">    -e "SELECT id, name, email, phone FROM contacts ORDER BY id"</w:t>
+        <w:t xml:space="preserve">    -e "SELECT id, name, email, phone FROM contacts_c ORDER BY id"</w:t>
       </w:r>
     </w:p>
     <w:p>
@@ -2798,7 +5078,7 @@
         <w:keepNext/>
       </w:pPr>
       <w:r>
-        <w:t>The first two commands print nothing. The query prints exactly this table:</w:t>
+        <w:t>The CREATE DATABASE and reset commands print nothing. The query shows the C programs' table, contacts_c; put your language's table in its place to see that one. It prints exactly this table, and every language's table holds the same rows:</w:t>
       </w:r>
     </w:p>
     <w:p>
@@ -38528,10 +40808,7 @@
     </w:p>
     <w:p>
       <w:r>
-        <w:t>Remember, each server's .csproj uses Microsoft.NET.Sdk.Web and sets RunWorkingDirectory, so dotnet run starts in the lesson folder, and the client projects use the plain Microsoft.NET.Sdk (Lesson 6.0). Every project targets net10.0, both server projects list MySqlConnector 2.6.2, and BasicServer.csproj compiles Server's copy of Contacts.cs with a Compile item (Lesson 6.5). go.mod names this lesson's module, example.com/pathparameters, and requires the MySQL driver. package.json pins mysql2, undici, the Type</w:t>
-      </w:r>
-      <w:r>
-        <w:t>Script compiler, and Node's type definitions.</w:t>
+        <w:t>These are the files the setup commands wrote, shown here so you can check yours. Your go line shows your own Go version, and the blank lines and the order of the package.json fields may differ. go.mod names this lesson's module, example.com/pathparameters, and requires the MySQL driver. package.json names mysql2 3.24.5 and undici 8.11.2.</w:t>
       </w:r>
     </w:p>
     <w:p>
@@ -38549,16 +40826,16 @@
         <w:pStyle w:val="Heading2"/>
       </w:pPr>
       <w:r>
-        <w:t>csharp/BasicServer/BasicServer.csproj</w:t>
-      </w:r>
-    </w:p>
-    <w:p>
-      <w:pPr>
-        <w:pStyle w:val="SourceCode"/>
-        <w:keepNext/>
-      </w:pPr>
-      <w:r>
-        <w:t>&lt;Project Sdk="Microsoft.NET.Sdk.Web"&gt;</w:t>
+        <w:t>csharp/BasicClient/BasicClient.csproj</w:t>
+      </w:r>
+    </w:p>
+    <w:p>
+      <w:pPr>
+        <w:pStyle w:val="SourceCode"/>
+        <w:keepNext/>
+      </w:pPr>
+      <w:r>
+        <w:t>&lt;Project Sdk="Microsoft.NET.Sdk"&gt;</w:t>
       </w:r>
     </w:p>
     <w:p>
@@ -38573,6 +40850,7 @@
     <w:p>
       <w:pPr>
         <w:pStyle w:val="SourceCode"/>
+        <w:keepNext/>
       </w:pPr>
       <w:r>
         <w:t xml:space="preserve">    &lt;OutputType&gt;Exe&lt;/OutputType&gt;</w:t>
@@ -38581,6 +40859,7 @@
     <w:p>
       <w:pPr>
         <w:pStyle w:val="SourceCode"/>
+        <w:keepNext/>
       </w:pPr>
       <w:r>
         <w:t xml:space="preserve">    &lt;TargetFramework&gt;net10.0&lt;/TargetFramework&gt;</w:t>
@@ -38589,6 +40868,7 @@
     <w:p>
       <w:pPr>
         <w:pStyle w:val="SourceCode"/>
+        <w:keepNext/>
       </w:pPr>
       <w:r>
         <w:t xml:space="preserve">    &lt;ImplicitUsings&gt;enable&lt;/ImplicitUsings&gt;</w:t>
@@ -38597,6 +40877,7 @@
     <w:p>
       <w:pPr>
         <w:pStyle w:val="SourceCode"/>
+        <w:keepNext/>
       </w:pPr>
       <w:r>
         <w:t xml:space="preserve">    &lt;Nullable&gt;enable&lt;/Nullable&gt;</w:t>
@@ -38605,14 +40886,7 @@
     <w:p>
       <w:pPr>
         <w:pStyle w:val="SourceCode"/>
-      </w:pPr>
-      <w:r>
-        <w:t xml:space="preserve">    &lt;RunWorkingDirectory&gt;$(MSBuildStartupDirectory)&lt;/RunWorkingDirectory&gt;</w:t>
-      </w:r>
-    </w:p>
-    <w:p>
-      <w:pPr>
-        <w:pStyle w:val="SourceCode"/>
+        <w:keepNext/>
       </w:pPr>
       <w:r>
         <w:t xml:space="preserve">  &lt;/PropertyGroup&gt;</w:t>
@@ -38623,40 +40897,6 @@
         <w:pStyle w:val="SourceCode"/>
       </w:pPr>
       <w:r>
-        <w:t xml:space="preserve">  &lt;ItemGroup&gt;</w:t>
-      </w:r>
-    </w:p>
-    <w:p>
-      <w:pPr>
-        <w:pStyle w:val="SourceCode"/>
-      </w:pPr>
-      <w:r>
-        <w:t xml:space="preserve">    &lt;PackageReference Include="MySqlConnector" Version="2.6.2" /&gt;</w:t>
-      </w:r>
-    </w:p>
-    <w:p>
-      <w:pPr>
-        <w:pStyle w:val="SourceCode"/>
-        <w:keepNext/>
-      </w:pPr>
-      <w:r>
-        <w:t xml:space="preserve">    &lt;Compile Include="..\Server\Contacts.cs" /&gt;</w:t>
-      </w:r>
-    </w:p>
-    <w:p>
-      <w:pPr>
-        <w:pStyle w:val="SourceCode"/>
-        <w:keepNext/>
-      </w:pPr>
-      <w:r>
-        <w:t xml:space="preserve">  &lt;/ItemGroup&gt;</w:t>
-      </w:r>
-    </w:p>
-    <w:p>
-      <w:pPr>
-        <w:pStyle w:val="SourceCode"/>
-      </w:pPr>
-      <w:r>
         <w:t>&lt;/Project&gt;</w:t>
       </w:r>
     </w:p>
@@ -38675,7 +40915,7 @@
         <w:pStyle w:val="Heading2"/>
       </w:pPr>
       <w:r>
-        <w:t>csharp/BasicClient/BasicClient.csproj</w:t>
+        <w:t>csharp/Client/Client.csproj</w:t>
       </w:r>
     </w:p>
     <w:p>
@@ -38764,114 +41004,60 @@
         <w:pStyle w:val="Heading2"/>
       </w:pPr>
       <w:r>
-        <w:t>csharp/Server/Server.csproj</w:t>
-      </w:r>
-    </w:p>
-    <w:p>
-      <w:pPr>
-        <w:pStyle w:val="SourceCode"/>
-        <w:keepNext/>
-      </w:pPr>
-      <w:r>
-        <w:t>&lt;Project Sdk="Microsoft.NET.Sdk.Web"&gt;</w:t>
-      </w:r>
-    </w:p>
-    <w:p>
-      <w:pPr>
-        <w:pStyle w:val="SourceCode"/>
-        <w:keepNext/>
-      </w:pPr>
-      <w:r>
-        <w:t xml:space="preserve">  &lt;PropertyGroup&gt;</w:t>
-      </w:r>
-    </w:p>
-    <w:p>
-      <w:pPr>
-        <w:pStyle w:val="SourceCode"/>
-        <w:keepNext/>
-      </w:pPr>
-      <w:r>
-        <w:t xml:space="preserve">    &lt;OutputType&gt;Exe&lt;/OutputType&gt;</w:t>
-      </w:r>
-    </w:p>
-    <w:p>
-      <w:pPr>
-        <w:pStyle w:val="SourceCode"/>
-        <w:keepNext/>
-      </w:pPr>
-      <w:r>
-        <w:t xml:space="preserve">    &lt;TargetFramework&gt;net10.0&lt;/TargetFramework&gt;</w:t>
-      </w:r>
-    </w:p>
-    <w:p>
-      <w:pPr>
-        <w:pStyle w:val="SourceCode"/>
-        <w:keepNext/>
-      </w:pPr>
-      <w:r>
-        <w:t xml:space="preserve">    &lt;ImplicitUsings&gt;enable&lt;/ImplicitUsings&gt;</w:t>
-      </w:r>
-    </w:p>
-    <w:p>
-      <w:pPr>
-        <w:pStyle w:val="SourceCode"/>
-        <w:keepNext/>
-      </w:pPr>
-      <w:r>
-        <w:t xml:space="preserve">    &lt;Nullable&gt;enable&lt;/Nullable&gt;</w:t>
-      </w:r>
-    </w:p>
-    <w:p>
-      <w:pPr>
-        <w:pStyle w:val="SourceCode"/>
-        <w:keepNext/>
-      </w:pPr>
-      <w:r>
-        <w:t xml:space="preserve">    &lt;RunWorkingDirectory&gt;$(MSBuildStartupDirectory)&lt;/RunWorkingDirectory&gt;</w:t>
-      </w:r>
-    </w:p>
-    <w:p>
-      <w:pPr>
-        <w:pStyle w:val="SourceCode"/>
-        <w:keepNext/>
-      </w:pPr>
-      <w:r>
-        <w:t xml:space="preserve">  &lt;/PropertyGroup&gt;</w:t>
-      </w:r>
-    </w:p>
-    <w:p>
-      <w:pPr>
-        <w:pStyle w:val="SourceCode"/>
-        <w:keepNext/>
-      </w:pPr>
-      <w:r>
-        <w:t xml:space="preserve">  &lt;ItemGroup&gt;</w:t>
-      </w:r>
-    </w:p>
-    <w:p>
-      <w:pPr>
-        <w:pStyle w:val="SourceCode"/>
-        <w:keepNext/>
-      </w:pPr>
-      <w:r>
-        <w:t xml:space="preserve">    &lt;PackageReference Include="MySqlConnector" Version="2.6.2" /&gt;</w:t>
-      </w:r>
-    </w:p>
-    <w:p>
-      <w:pPr>
-        <w:pStyle w:val="SourceCode"/>
-        <w:keepNext/>
-      </w:pPr>
-      <w:r>
-        <w:t xml:space="preserve">  &lt;/ItemGroup&gt;</w:t>
-      </w:r>
-    </w:p>
-    <w:p>
-      <w:pPr>
-        <w:pStyle w:val="SourceCode"/>
-      </w:pPr>
-      <w:r>
-        <w:t>&lt;/Project&gt;</w:t>
+        <w:t>go/go.mod</w:t>
+      </w:r>
+    </w:p>
+    <w:p>
+      <w:pPr>
+        <w:pStyle w:val="SourceCode"/>
+        <w:keepNext/>
+      </w:pPr>
+      <w:r>
+        <w:t>module example.com/pathparameters</w:t>
+      </w:r>
+    </w:p>
+    <w:p>
+      <w:pPr>
+        <w:pStyle w:val="SourceCode"/>
+        <w:keepNext/>
+      </w:pPr>
+    </w:p>
+    <w:p>
+      <w:pPr>
+        <w:pStyle w:val="SourceCode"/>
+        <w:keepNext/>
+      </w:pPr>
+      <w:r>
+        <w:t>go 1.24.0</w:t>
+      </w:r>
+    </w:p>
+    <w:p>
+      <w:pPr>
+        <w:pStyle w:val="SourceCode"/>
+        <w:keepNext/>
+      </w:pPr>
+    </w:p>
+    <w:p>
+      <w:pPr>
+        <w:pStyle w:val="SourceCode"/>
+        <w:keepNext/>
+      </w:pPr>
+      <w:r>
+        <w:t>require github.com/go-sql-driver/mysql v1.10.1</w:t>
+      </w:r>
+    </w:p>
+    <w:p>
+      <w:pPr>
+        <w:pStyle w:val="SourceCode"/>
+        <w:keepNext/>
+      </w:pPr>
+    </w:p>
+    <w:p>
+      <w:pPr>
+        <w:pStyle w:val="SourceCode"/>
+      </w:pPr>
+      <w:r>
+        <w:t>require filippo.io/edwards25519 v1.2.0 // indirect</w:t>
       </w:r>
     </w:p>
     <w:p>
@@ -38889,166 +41075,6 @@
         <w:pStyle w:val="Heading2"/>
       </w:pPr>
       <w:r>
-        <w:t>csharp/Client/Client.csproj</w:t>
-      </w:r>
-    </w:p>
-    <w:p>
-      <w:pPr>
-        <w:pStyle w:val="SourceCode"/>
-        <w:keepNext/>
-      </w:pPr>
-      <w:r>
-        <w:t>&lt;Project Sdk="Microsoft.NET.Sdk"&gt;</w:t>
-      </w:r>
-    </w:p>
-    <w:p>
-      <w:pPr>
-        <w:pStyle w:val="SourceCode"/>
-        <w:keepNext/>
-      </w:pPr>
-      <w:r>
-        <w:t xml:space="preserve">  &lt;PropertyGroup&gt;</w:t>
-      </w:r>
-    </w:p>
-    <w:p>
-      <w:pPr>
-        <w:pStyle w:val="SourceCode"/>
-        <w:keepNext/>
-      </w:pPr>
-      <w:r>
-        <w:t xml:space="preserve">    &lt;OutputType&gt;Exe&lt;/OutputType&gt;</w:t>
-      </w:r>
-    </w:p>
-    <w:p>
-      <w:pPr>
-        <w:pStyle w:val="SourceCode"/>
-        <w:keepNext/>
-      </w:pPr>
-      <w:r>
-        <w:t xml:space="preserve">    &lt;TargetFramework&gt;net10.0&lt;/TargetFramework&gt;</w:t>
-      </w:r>
-    </w:p>
-    <w:p>
-      <w:pPr>
-        <w:pStyle w:val="SourceCode"/>
-        <w:keepNext/>
-      </w:pPr>
-      <w:r>
-        <w:t xml:space="preserve">    &lt;ImplicitUsings&gt;enable&lt;/ImplicitUsings&gt;</w:t>
-      </w:r>
-    </w:p>
-    <w:p>
-      <w:pPr>
-        <w:pStyle w:val="SourceCode"/>
-        <w:keepNext/>
-      </w:pPr>
-      <w:r>
-        <w:t xml:space="preserve">    &lt;Nullable&gt;enable&lt;/Nullable&gt;</w:t>
-      </w:r>
-    </w:p>
-    <w:p>
-      <w:pPr>
-        <w:pStyle w:val="SourceCode"/>
-        <w:keepNext/>
-      </w:pPr>
-      <w:r>
-        <w:t xml:space="preserve">  &lt;/PropertyGroup&gt;</w:t>
-      </w:r>
-    </w:p>
-    <w:p>
-      <w:pPr>
-        <w:pStyle w:val="SourceCode"/>
-      </w:pPr>
-      <w:r>
-        <w:t>&lt;/Project&gt;</w:t>
-      </w:r>
-    </w:p>
-    <w:p>
-      <w:pPr>
-        <w:keepNext/>
-      </w:pPr>
-    </w:p>
-    <w:p>
-      <w:pPr>
-        <w:keepNext/>
-      </w:pPr>
-    </w:p>
-    <w:p>
-      <w:pPr>
-        <w:pStyle w:val="Heading2"/>
-      </w:pPr>
-      <w:r>
-        <w:t>go/go.mod</w:t>
-      </w:r>
-    </w:p>
-    <w:p>
-      <w:pPr>
-        <w:pStyle w:val="SourceCode"/>
-        <w:keepNext/>
-      </w:pPr>
-      <w:r>
-        <w:t>module example.com/pathparameters</w:t>
-      </w:r>
-    </w:p>
-    <w:p>
-      <w:pPr>
-        <w:pStyle w:val="SourceCode"/>
-        <w:keepNext/>
-      </w:pPr>
-    </w:p>
-    <w:p>
-      <w:pPr>
-        <w:pStyle w:val="SourceCode"/>
-        <w:keepNext/>
-      </w:pPr>
-      <w:r>
-        <w:t>go 1.24.0</w:t>
-      </w:r>
-    </w:p>
-    <w:p>
-      <w:pPr>
-        <w:pStyle w:val="SourceCode"/>
-        <w:keepNext/>
-      </w:pPr>
-    </w:p>
-    <w:p>
-      <w:pPr>
-        <w:pStyle w:val="SourceCode"/>
-        <w:keepNext/>
-      </w:pPr>
-      <w:r>
-        <w:t>require github.com/go-sql-driver/mysql v1.10.1</w:t>
-      </w:r>
-    </w:p>
-    <w:p>
-      <w:pPr>
-        <w:pStyle w:val="SourceCode"/>
-        <w:keepNext/>
-      </w:pPr>
-    </w:p>
-    <w:p>
-      <w:pPr>
-        <w:pStyle w:val="SourceCode"/>
-      </w:pPr>
-      <w:r>
-        <w:t>require filippo.io/edwards25519 v1.2.0 // indirect</w:t>
-      </w:r>
-    </w:p>
-    <w:p>
-      <w:pPr>
-        <w:keepNext/>
-      </w:pPr>
-    </w:p>
-    <w:p>
-      <w:pPr>
-        <w:keepNext/>
-      </w:pPr>
-    </w:p>
-    <w:p>
-      <w:pPr>
-        <w:pStyle w:val="Heading2"/>
-      </w:pPr>
-      <w:r>
         <w:t>typescript/package.json</w:t>
       </w:r>
     </w:p>
@@ -39182,164 +41208,6 @@
       </w:pPr>
       <w:r>
         <w:t xml:space="preserve">  }</w:t>
-      </w:r>
-    </w:p>
-    <w:p>
-      <w:pPr>
-        <w:pStyle w:val="SourceCode"/>
-      </w:pPr>
-      <w:r>
-        <w:t>}</w:t>
-      </w:r>
-    </w:p>
-    <w:p>
-      <w:pPr>
-        <w:keepNext/>
-      </w:pPr>
-    </w:p>
-    <w:p>
-      <w:pPr>
-        <w:keepNext/>
-      </w:pPr>
-    </w:p>
-    <w:p>
-      <w:pPr>
-        <w:pStyle w:val="Heading2"/>
-      </w:pPr>
-      <w:r>
-        <w:t>typescript/tsconfig.json</w:t>
-      </w:r>
-    </w:p>
-    <w:p>
-      <w:pPr>
-        <w:pStyle w:val="SourceCode"/>
-        <w:keepNext/>
-      </w:pPr>
-      <w:r>
-        <w:t>{</w:t>
-      </w:r>
-    </w:p>
-    <w:p>
-      <w:pPr>
-        <w:pStyle w:val="SourceCode"/>
-        <w:keepNext/>
-      </w:pPr>
-      <w:r>
-        <w:t xml:space="preserve">  "compilerOptions": {</w:t>
-      </w:r>
-    </w:p>
-    <w:p>
-      <w:pPr>
-        <w:pStyle w:val="SourceCode"/>
-      </w:pPr>
-      <w:r>
-        <w:t xml:space="preserve">    "target": "ES2022",</w:t>
-      </w:r>
-    </w:p>
-    <w:p>
-      <w:pPr>
-        <w:pStyle w:val="SourceCode"/>
-      </w:pPr>
-      <w:r>
-        <w:t xml:space="preserve">    "module": "NodeNext",</w:t>
-      </w:r>
-    </w:p>
-    <w:p>
-      <w:pPr>
-        <w:pStyle w:val="SourceCode"/>
-      </w:pPr>
-      <w:r>
-        <w:t xml:space="preserve">    "moduleResolution": "NodeNext",</w:t>
-      </w:r>
-    </w:p>
-    <w:p>
-      <w:pPr>
-        <w:pStyle w:val="SourceCode"/>
-      </w:pPr>
-      <w:r>
-        <w:t xml:space="preserve">    "rootDir": "src",</w:t>
-      </w:r>
-    </w:p>
-    <w:p>
-      <w:pPr>
-        <w:pStyle w:val="SourceCode"/>
-      </w:pPr>
-      <w:r>
-        <w:t xml:space="preserve">    "outDir": "dist",</w:t>
-      </w:r>
-    </w:p>
-    <w:p>
-      <w:pPr>
-        <w:pStyle w:val="SourceCode"/>
-      </w:pPr>
-      <w:r>
-        <w:t xml:space="preserve">    "strict": true,</w:t>
-      </w:r>
-    </w:p>
-    <w:p>
-      <w:pPr>
-        <w:pStyle w:val="SourceCode"/>
-      </w:pPr>
-      <w:r>
-        <w:t xml:space="preserve">    "types": [</w:t>
-      </w:r>
-    </w:p>
-    <w:p>
-      <w:pPr>
-        <w:pStyle w:val="SourceCode"/>
-      </w:pPr>
-      <w:r>
-        <w:t xml:space="preserve">      "node"</w:t>
-      </w:r>
-    </w:p>
-    <w:p>
-      <w:pPr>
-        <w:pStyle w:val="SourceCode"/>
-      </w:pPr>
-      <w:r>
-        <w:t xml:space="preserve">    ],</w:t>
-      </w:r>
-    </w:p>
-    <w:p>
-      <w:pPr>
-        <w:pStyle w:val="SourceCode"/>
-      </w:pPr>
-      <w:r>
-        <w:t xml:space="preserve">    "moduleDetection": "force"</w:t>
-      </w:r>
-    </w:p>
-    <w:p>
-      <w:pPr>
-        <w:pStyle w:val="SourceCode"/>
-      </w:pPr>
-      <w:r>
-        <w:t xml:space="preserve">  },</w:t>
-      </w:r>
-    </w:p>
-    <w:p>
-      <w:pPr>
-        <w:pStyle w:val="SourceCode"/>
-      </w:pPr>
-      <w:r>
-        <w:t xml:space="preserve">  "include": [</w:t>
-      </w:r>
-    </w:p>
-    <w:p>
-      <w:pPr>
-        <w:pStyle w:val="SourceCode"/>
-        <w:keepNext/>
-      </w:pPr>
-      <w:r>
-        <w:t xml:space="preserve">    "src/**/*.ts"</w:t>
-      </w:r>
-    </w:p>
-    <w:p>
-      <w:pPr>
-        <w:pStyle w:val="SourceCode"/>
-        <w:keepNext/>
-      </w:pPr>
-      <w:r>
-        <w:t xml:space="preserve">  ]</w:t>
       </w:r>
     </w:p>
     <w:p>
@@ -40761,31 +42629,31 @@
       </w:rPr>
     </w:lvl>
   </w:abstractNum>
-  <w:num w:numId="1" w16cid:durableId="87049346">
+  <w:num w:numId="1" w16cid:durableId="1396322085">
     <w:abstractNumId w:val="8"/>
   </w:num>
-  <w:num w:numId="2" w16cid:durableId="1756131041">
+  <w:num w:numId="2" w16cid:durableId="1347516183">
     <w:abstractNumId w:val="6"/>
   </w:num>
-  <w:num w:numId="3" w16cid:durableId="1931816176">
+  <w:num w:numId="3" w16cid:durableId="1131676855">
     <w:abstractNumId w:val="5"/>
   </w:num>
-  <w:num w:numId="4" w16cid:durableId="513690071">
+  <w:num w:numId="4" w16cid:durableId="1385525818">
     <w:abstractNumId w:val="4"/>
   </w:num>
-  <w:num w:numId="5" w16cid:durableId="1565024028">
+  <w:num w:numId="5" w16cid:durableId="779570148">
     <w:abstractNumId w:val="7"/>
   </w:num>
-  <w:num w:numId="6" w16cid:durableId="184558684">
+  <w:num w:numId="6" w16cid:durableId="1058283968">
     <w:abstractNumId w:val="3"/>
   </w:num>
-  <w:num w:numId="7" w16cid:durableId="1580486181">
+  <w:num w:numId="7" w16cid:durableId="1298536543">
     <w:abstractNumId w:val="2"/>
   </w:num>
-  <w:num w:numId="8" w16cid:durableId="1687290441">
+  <w:num w:numId="8" w16cid:durableId="1831020701">
     <w:abstractNumId w:val="1"/>
   </w:num>
-  <w:num w:numId="9" w16cid:durableId="915091013">
+  <w:num w:numId="9" w16cid:durableId="1708212225">
     <w:abstractNumId w:val="0"/>
   </w:num>
 </w:numbering>

--- a/Volume 1/Chapter 06 - RESTful APIs/SPA_Vol1_Ch6_Lesson6_11_Path_Parameters.docx
+++ b/Volume 1/Chapter 06 - RESTful APIs/SPA_Vol1_Ch6_Lesson6_11_Path_Parameters.docx
@@ -2630,7 +2630,7 @@
         <w:keepNext/>
       </w:pPr>
       <w:r>
-        <w:t>$openssl = "C:\Program Files\Git\mingw64\bin\openssl.exe"</w:t>
+        <w:t>$openssl = "C:\Program Files\Git\ucrt64\bin\openssl.exe"</w:t>
       </w:r>
     </w:p>
     <w:p>
@@ -42729,31 +42729,31 @@
       </w:rPr>
     </w:lvl>
   </w:abstractNum>
-  <w:num w:numId="1" w16cid:durableId="999776590">
+  <w:num w:numId="1" w16cid:durableId="1475413002">
     <w:abstractNumId w:val="8"/>
   </w:num>
-  <w:num w:numId="2" w16cid:durableId="1724601551">
+  <w:num w:numId="2" w16cid:durableId="1245336278">
     <w:abstractNumId w:val="6"/>
   </w:num>
-  <w:num w:numId="3" w16cid:durableId="1227494779">
+  <w:num w:numId="3" w16cid:durableId="1240797772">
     <w:abstractNumId w:val="5"/>
   </w:num>
-  <w:num w:numId="4" w16cid:durableId="1006322266">
+  <w:num w:numId="4" w16cid:durableId="934478343">
     <w:abstractNumId w:val="4"/>
   </w:num>
-  <w:num w:numId="5" w16cid:durableId="82803458">
+  <w:num w:numId="5" w16cid:durableId="765661435">
     <w:abstractNumId w:val="7"/>
   </w:num>
-  <w:num w:numId="6" w16cid:durableId="1429616049">
+  <w:num w:numId="6" w16cid:durableId="1512259407">
     <w:abstractNumId w:val="3"/>
   </w:num>
-  <w:num w:numId="7" w16cid:durableId="2130850994">
+  <w:num w:numId="7" w16cid:durableId="759253467">
     <w:abstractNumId w:val="2"/>
   </w:num>
-  <w:num w:numId="8" w16cid:durableId="156654251">
+  <w:num w:numId="8" w16cid:durableId="317614092">
     <w:abstractNumId w:val="1"/>
   </w:num>
-  <w:num w:numId="9" w16cid:durableId="547297712">
+  <w:num w:numId="9" w16cid:durableId="1132601093">
     <w:abstractNumId w:val="0"/>
   </w:num>
 </w:numbering>
